--- a/docs/manuals/dm/DM08-文件新增與編輯.docx
+++ b/docs/manuals/dm/DM08-文件新增與編輯.docx
@@ -7,6 +7,8 @@
         <w:spacing w:after="0"/>
         <w:jc w:val="center"/>
       </w:pPr>
+      <w:bookmarkStart w:id="0" w:name="_GoBack"/>
+      <w:bookmarkEnd w:id="0"/>
     </w:p>
     <w:p>
       <w:pPr>
@@ -155,7 +157,13 @@
         <w:rPr>
           <w:sz w:val="44"/>
         </w:rPr>
-        <w:t>DM08 文件新增與編輯</w:t>
+        <w:t xml:space="preserve">DM08 </w:t>
+      </w:r>
+      <w:r>
+        <w:rPr>
+          <w:sz w:val="44"/>
+        </w:rPr>
+        <w:t>文件新增與編輯</w:t>
       </w:r>
     </w:p>
     <w:p>
@@ -191,20 +199,26 @@
     <w:tbl>
       <w:tblPr>
         <w:tblStyle w:val="aff2"/>
-        <w:tblW w:type="auto" w:w="0"/>
+        <w:tblW w:w="0" w:type="auto"/>
         <w:jc w:val="center"/>
-        <w:tblLook w:firstColumn="1" w:firstRow="1" w:lastColumn="0" w:lastRow="0" w:noHBand="0" w:noVBand="1" w:val="04A0"/>
+        <w:tblLook w:val="04A0" w:firstRow="1" w:lastRow="0" w:firstColumn="1" w:lastColumn="0" w:noHBand="0" w:noVBand="1"/>
       </w:tblPr>
       <w:tblGrid>
-        <w:gridCol w:w="4680"/>
-        <w:gridCol w:w="4680"/>
+        <w:gridCol w:w="2160"/>
+        <w:gridCol w:w="3600"/>
       </w:tblGrid>
       <w:tr>
+        <w:trPr>
+          <w:jc w:val="center"/>
+        </w:trPr>
         <w:tc>
           <w:tcPr>
-            <w:tcW w:type="dxa" w:w="2160"/>
+            <w:tcW w:w="2160" w:type="dxa"/>
           </w:tcPr>
           <w:p>
+            <w:pPr>
+              <w:spacing w:before="60" w:after="60"/>
+            </w:pPr>
             <w:r>
               <w:t>版本</w:t>
             </w:r>
@@ -212,9 +226,12 @@
         </w:tc>
         <w:tc>
           <w:tcPr>
-            <w:tcW w:type="dxa" w:w="3600"/>
+            <w:tcW w:w="3600" w:type="dxa"/>
           </w:tcPr>
           <w:p>
+            <w:pPr>
+              <w:spacing w:before="60" w:after="60"/>
+            </w:pPr>
             <w:r>
               <w:t>1.0</w:t>
             </w:r>
@@ -222,11 +239,17 @@
         </w:tc>
       </w:tr>
       <w:tr>
+        <w:trPr>
+          <w:jc w:val="center"/>
+        </w:trPr>
         <w:tc>
           <w:tcPr>
-            <w:tcW w:type="dxa" w:w="2160"/>
+            <w:tcW w:w="2160" w:type="dxa"/>
           </w:tcPr>
           <w:p>
+            <w:pPr>
+              <w:spacing w:before="60" w:after="60"/>
+            </w:pPr>
             <w:r>
               <w:t>建立日期</w:t>
             </w:r>
@@ -234,21 +257,30 @@
         </w:tc>
         <w:tc>
           <w:tcPr>
-            <w:tcW w:type="dxa" w:w="3600"/>
+            <w:tcW w:w="3600" w:type="dxa"/>
           </w:tcPr>
           <w:p>
+            <w:pPr>
+              <w:spacing w:before="60" w:after="60"/>
+            </w:pPr>
             <w:r>
-              <w:t>2026/10/19</w:t>
+              <w:t>2026/10/20</w:t>
             </w:r>
           </w:p>
         </w:tc>
       </w:tr>
       <w:tr>
+        <w:trPr>
+          <w:jc w:val="center"/>
+        </w:trPr>
         <w:tc>
           <w:tcPr>
-            <w:tcW w:type="dxa" w:w="2160"/>
+            <w:tcW w:w="2160" w:type="dxa"/>
           </w:tcPr>
           <w:p>
+            <w:pPr>
+              <w:spacing w:before="60" w:after="60"/>
+            </w:pPr>
             <w:r>
               <w:t>更新日期</w:t>
             </w:r>
@@ -256,19 +288,27 @@
         </w:tc>
         <w:tc>
           <w:tcPr>
-            <w:tcW w:type="dxa" w:w="3600"/>
+            <w:tcW w:w="3600" w:type="dxa"/>
           </w:tcPr>
           <w:p>
-            <w:r/>
+            <w:pPr>
+              <w:spacing w:before="60" w:after="60"/>
+            </w:pPr>
           </w:p>
         </w:tc>
       </w:tr>
       <w:tr>
+        <w:trPr>
+          <w:jc w:val="center"/>
+        </w:trPr>
         <w:tc>
           <w:tcPr>
-            <w:tcW w:type="dxa" w:w="2160"/>
+            <w:tcW w:w="2160" w:type="dxa"/>
           </w:tcPr>
           <w:p>
+            <w:pPr>
+              <w:spacing w:before="60" w:after="60"/>
+            </w:pPr>
             <w:r>
               <w:t>作者</w:t>
             </w:r>
@@ -276,9 +316,12 @@
         </w:tc>
         <w:tc>
           <w:tcPr>
-            <w:tcW w:type="dxa" w:w="3600"/>
+            <w:tcW w:w="3600" w:type="dxa"/>
           </w:tcPr>
           <w:p>
+            <w:pPr>
+              <w:spacing w:before="60" w:after="60"/>
+            </w:pPr>
             <w:r>
               <w:t>朱可棠</w:t>
             </w:r>
@@ -289,31 +332,38 @@
     <w:p>
       <w:pPr>
         <w:pStyle w:val="Heading1NoTOC"/>
-        <w:pageBreakBefore/>
-      </w:pPr>
-      <w:r>
-        <w:t>文件制/修訂履歷</w:t>
+      </w:pPr>
+      <w:r>
+        <w:lastRenderedPageBreak/>
+        <w:t>文件制</w:t>
+      </w:r>
+      <w:r>
+        <w:t>/</w:t>
+      </w:r>
+      <w:r>
+        <w:t>修訂履歷</w:t>
       </w:r>
     </w:p>
     <w:tbl>
       <w:tblPr>
         <w:tblStyle w:val="aff2"/>
-        <w:tblW w:type="auto" w:w="0"/>
-        <w:tblLook w:firstColumn="1" w:firstRow="1" w:lastColumn="0" w:lastRow="0" w:noHBand="0" w:noVBand="1" w:val="04A0"/>
+        <w:tblW w:w="0" w:type="auto"/>
+        <w:tblLook w:val="04A0" w:firstRow="1" w:lastRow="0" w:firstColumn="1" w:lastColumn="0" w:noHBand="0" w:noVBand="1"/>
       </w:tblPr>
       <w:tblGrid>
-        <w:gridCol w:w="2340"/>
-        <w:gridCol w:w="2340"/>
-        <w:gridCol w:w="2340"/>
-        <w:gridCol w:w="2340"/>
+        <w:gridCol w:w="1151"/>
+        <w:gridCol w:w="1729"/>
+        <w:gridCol w:w="4320"/>
+        <w:gridCol w:w="2160"/>
       </w:tblGrid>
       <w:tr>
         <w:tc>
           <w:tcPr>
-            <w:tcW w:type="dxa" w:w="1151"/>
+            <w:tcW w:w="1151" w:type="dxa"/>
           </w:tcPr>
           <w:p>
             <w:pPr>
+              <w:spacing w:before="60" w:after="60"/>
               <w:jc w:val="center"/>
             </w:pPr>
             <w:r>
@@ -326,10 +376,11 @@
         </w:tc>
         <w:tc>
           <w:tcPr>
-            <w:tcW w:type="dxa" w:w="1729"/>
+            <w:tcW w:w="1729" w:type="dxa"/>
           </w:tcPr>
           <w:p>
             <w:pPr>
+              <w:spacing w:before="60" w:after="60"/>
               <w:jc w:val="center"/>
             </w:pPr>
             <w:r>
@@ -342,10 +393,11 @@
         </w:tc>
         <w:tc>
           <w:tcPr>
-            <w:tcW w:type="dxa" w:w="4320"/>
+            <w:tcW w:w="4320" w:type="dxa"/>
           </w:tcPr>
           <w:p>
             <w:pPr>
+              <w:spacing w:before="60" w:after="60"/>
               <w:jc w:val="center"/>
             </w:pPr>
             <w:r>
@@ -358,10 +410,11 @@
         </w:tc>
         <w:tc>
           <w:tcPr>
-            <w:tcW w:type="dxa" w:w="2160"/>
+            <w:tcW w:w="2160" w:type="dxa"/>
           </w:tcPr>
           <w:p>
             <w:pPr>
+              <w:spacing w:before="60" w:after="60"/>
               <w:jc w:val="center"/>
             </w:pPr>
             <w:r>
@@ -376,10 +429,11 @@
       <w:tr>
         <w:tc>
           <w:tcPr>
-            <w:tcW w:type="dxa" w:w="1151"/>
+            <w:tcW w:w="1151" w:type="dxa"/>
           </w:tcPr>
           <w:p>
             <w:pPr>
+              <w:spacing w:before="60" w:after="60"/>
               <w:jc w:val="center"/>
             </w:pPr>
             <w:r>
@@ -389,22 +443,26 @@
         </w:tc>
         <w:tc>
           <w:tcPr>
-            <w:tcW w:type="dxa" w:w="1729"/>
+            <w:tcW w:w="1729" w:type="dxa"/>
           </w:tcPr>
           <w:p>
             <w:pPr>
+              <w:spacing w:before="60" w:after="60"/>
               <w:jc w:val="center"/>
             </w:pPr>
             <w:r>
-              <w:t>2026/10/19</w:t>
+              <w:t>2026/10/20</w:t>
             </w:r>
           </w:p>
         </w:tc>
         <w:tc>
           <w:tcPr>
-            <w:tcW w:type="dxa" w:w="4320"/>
+            <w:tcW w:w="4320" w:type="dxa"/>
           </w:tcPr>
           <w:p>
+            <w:pPr>
+              <w:spacing w:before="60" w:after="60"/>
+            </w:pPr>
             <w:r>
               <w:t>初次發行</w:t>
             </w:r>
@@ -412,10 +470,11 @@
         </w:tc>
         <w:tc>
           <w:tcPr>
-            <w:tcW w:type="dxa" w:w="2160"/>
+            <w:tcW w:w="2160" w:type="dxa"/>
           </w:tcPr>
           <w:p>
             <w:pPr>
+              <w:spacing w:before="60" w:after="60"/>
               <w:jc w:val="center"/>
             </w:pPr>
             <w:r>
@@ -428,25 +487,1197 @@
     <w:p>
       <w:pPr>
         <w:pStyle w:val="Heading1NoTOC"/>
-        <w:pageBreakBefore/>
-      </w:pPr>
-      <w:r>
+      </w:pPr>
+      <w:r>
+        <w:lastRenderedPageBreak/>
         <w:t>目錄</w:t>
       </w:r>
     </w:p>
     <w:p>
+      <w:pPr>
+        <w:pStyle w:val="14"/>
+        <w:tabs>
+          <w:tab w:val="right" w:leader="dot" w:pos="9350"/>
+        </w:tabs>
+        <w:rPr>
+          <w:rFonts w:asciiTheme="minorHAnsi" w:eastAsiaTheme="minorEastAsia" w:hAnsiTheme="minorHAnsi" w:cstheme="minorBidi"/>
+          <w:noProof/>
+          <w:color w:val="auto"/>
+          <w:kern w:val="2"/>
+          <w:szCs w:val="22"/>
+        </w:rPr>
+      </w:pPr>
       <w:r>
         <w:fldChar w:fldCharType="begin"/>
-        <w:instrText xml:space="preserve">TOC \o "1-2" \h \z \u</w:instrText>
+      </w:r>
+      <w:r>
+        <w:instrText>TOC \o "1-2" \h \z \u</w:instrText>
+      </w:r>
+      <w:r>
         <w:fldChar w:fldCharType="separate"/>
-        <w:t>目錄將於開啟文件時自動更新</w:t>
-        <w:fldChar w:fldCharType="end"/>
-      </w:r>
+      </w:r>
+      <w:hyperlink w:anchor="_Toc243386813" w:history="1">
+        <w:r>
+          <w:rPr>
+            <w:rStyle w:val="affb"/>
+            <w:rFonts w:hint="eastAsia"/>
+            <w:noProof/>
+          </w:rPr>
+          <w:t>壹、作業說明</w:t>
+        </w:r>
+        <w:r>
+          <w:rPr>
+            <w:noProof/>
+            <w:webHidden/>
+          </w:rPr>
+          <w:tab/>
+        </w:r>
+        <w:r>
+          <w:rPr>
+            <w:noProof/>
+            <w:webHidden/>
+          </w:rPr>
+          <w:fldChar w:fldCharType="begin"/>
+        </w:r>
+        <w:r>
+          <w:rPr>
+            <w:noProof/>
+            <w:webHidden/>
+          </w:rPr>
+          <w:instrText xml:space="preserve"> PAGEREF _Toc243386813 \h </w:instrText>
+        </w:r>
+        <w:r>
+          <w:rPr>
+            <w:noProof/>
+            <w:webHidden/>
+          </w:rPr>
+        </w:r>
+        <w:r>
+          <w:rPr>
+            <w:noProof/>
+            <w:webHidden/>
+          </w:rPr>
+          <w:fldChar w:fldCharType="separate"/>
+        </w:r>
+        <w:r>
+          <w:rPr>
+            <w:noProof/>
+            <w:webHidden/>
+          </w:rPr>
+          <w:t>1</w:t>
+        </w:r>
+        <w:r>
+          <w:rPr>
+            <w:noProof/>
+            <w:webHidden/>
+          </w:rPr>
+          <w:fldChar w:fldCharType="end"/>
+        </w:r>
+      </w:hyperlink>
     </w:p>
     <w:p>
       <w:pPr>
+        <w:pStyle w:val="2a"/>
+        <w:tabs>
+          <w:tab w:val="right" w:leader="dot" w:pos="9350"/>
+        </w:tabs>
+        <w:rPr>
+          <w:rFonts w:asciiTheme="minorHAnsi" w:eastAsiaTheme="minorEastAsia" w:hAnsiTheme="minorHAnsi" w:cstheme="minorBidi"/>
+          <w:noProof/>
+          <w:color w:val="auto"/>
+          <w:kern w:val="2"/>
+          <w:szCs w:val="22"/>
+        </w:rPr>
+      </w:pPr>
+      <w:hyperlink w:anchor="_Toc243386814" w:history="1">
+        <w:r>
+          <w:rPr>
+            <w:rStyle w:val="affb"/>
+            <w:rFonts w:hint="eastAsia"/>
+            <w:noProof/>
+          </w:rPr>
+          <w:t>一、使用情境</w:t>
+        </w:r>
+        <w:r>
+          <w:rPr>
+            <w:noProof/>
+            <w:webHidden/>
+          </w:rPr>
+          <w:tab/>
+        </w:r>
+        <w:r>
+          <w:rPr>
+            <w:noProof/>
+            <w:webHidden/>
+          </w:rPr>
+          <w:fldChar w:fldCharType="begin"/>
+        </w:r>
+        <w:r>
+          <w:rPr>
+            <w:noProof/>
+            <w:webHidden/>
+          </w:rPr>
+          <w:instrText xml:space="preserve"> PAGEREF _Toc243386814 \h </w:instrText>
+        </w:r>
+        <w:r>
+          <w:rPr>
+            <w:noProof/>
+            <w:webHidden/>
+          </w:rPr>
+        </w:r>
+        <w:r>
+          <w:rPr>
+            <w:noProof/>
+            <w:webHidden/>
+          </w:rPr>
+          <w:fldChar w:fldCharType="separate"/>
+        </w:r>
+        <w:r>
+          <w:rPr>
+            <w:noProof/>
+            <w:webHidden/>
+          </w:rPr>
+          <w:t>1</w:t>
+        </w:r>
+        <w:r>
+          <w:rPr>
+            <w:noProof/>
+            <w:webHidden/>
+          </w:rPr>
+          <w:fldChar w:fldCharType="end"/>
+        </w:r>
+      </w:hyperlink>
+    </w:p>
+    <w:p>
+      <w:pPr>
+        <w:pStyle w:val="2a"/>
+        <w:tabs>
+          <w:tab w:val="right" w:leader="dot" w:pos="9350"/>
+        </w:tabs>
+        <w:rPr>
+          <w:rFonts w:asciiTheme="minorHAnsi" w:eastAsiaTheme="minorEastAsia" w:hAnsiTheme="minorHAnsi" w:cstheme="minorBidi"/>
+          <w:noProof/>
+          <w:color w:val="auto"/>
+          <w:kern w:val="2"/>
+          <w:szCs w:val="22"/>
+        </w:rPr>
+      </w:pPr>
+      <w:hyperlink w:anchor="_Toc243386815" w:history="1">
+        <w:r>
+          <w:rPr>
+            <w:rStyle w:val="affb"/>
+            <w:rFonts w:hint="eastAsia"/>
+            <w:noProof/>
+          </w:rPr>
+          <w:t>二、進入路徑</w:t>
+        </w:r>
+        <w:r>
+          <w:rPr>
+            <w:noProof/>
+            <w:webHidden/>
+          </w:rPr>
+          <w:tab/>
+        </w:r>
+        <w:r>
+          <w:rPr>
+            <w:noProof/>
+            <w:webHidden/>
+          </w:rPr>
+          <w:fldChar w:fldCharType="begin"/>
+        </w:r>
+        <w:r>
+          <w:rPr>
+            <w:noProof/>
+            <w:webHidden/>
+          </w:rPr>
+          <w:instrText xml:space="preserve"> PAGEREF _Toc243386815 \h </w:instrText>
+        </w:r>
+        <w:r>
+          <w:rPr>
+            <w:noProof/>
+            <w:webHidden/>
+          </w:rPr>
+        </w:r>
+        <w:r>
+          <w:rPr>
+            <w:noProof/>
+            <w:webHidden/>
+          </w:rPr>
+          <w:fldChar w:fldCharType="separate"/>
+        </w:r>
+        <w:r>
+          <w:rPr>
+            <w:noProof/>
+            <w:webHidden/>
+          </w:rPr>
+          <w:t>1</w:t>
+        </w:r>
+        <w:r>
+          <w:rPr>
+            <w:noProof/>
+            <w:webHidden/>
+          </w:rPr>
+          <w:fldChar w:fldCharType="end"/>
+        </w:r>
+      </w:hyperlink>
+    </w:p>
+    <w:p>
+      <w:pPr>
+        <w:pStyle w:val="14"/>
+        <w:tabs>
+          <w:tab w:val="right" w:leader="dot" w:pos="9350"/>
+        </w:tabs>
+        <w:rPr>
+          <w:rFonts w:asciiTheme="minorHAnsi" w:eastAsiaTheme="minorEastAsia" w:hAnsiTheme="minorHAnsi" w:cstheme="minorBidi"/>
+          <w:noProof/>
+          <w:color w:val="auto"/>
+          <w:kern w:val="2"/>
+          <w:szCs w:val="22"/>
+        </w:rPr>
+      </w:pPr>
+      <w:hyperlink w:anchor="_Toc243386816" w:history="1">
+        <w:r>
+          <w:rPr>
+            <w:rStyle w:val="affb"/>
+            <w:rFonts w:hint="eastAsia"/>
+            <w:noProof/>
+          </w:rPr>
+          <w:t>貳、操作說明</w:t>
+        </w:r>
+        <w:r>
+          <w:rPr>
+            <w:noProof/>
+            <w:webHidden/>
+          </w:rPr>
+          <w:tab/>
+        </w:r>
+        <w:r>
+          <w:rPr>
+            <w:noProof/>
+            <w:webHidden/>
+          </w:rPr>
+          <w:fldChar w:fldCharType="begin"/>
+        </w:r>
+        <w:r>
+          <w:rPr>
+            <w:noProof/>
+            <w:webHidden/>
+          </w:rPr>
+          <w:instrText xml:space="preserve"> PAGEREF _Toc243386816 \h </w:instrText>
+        </w:r>
+        <w:r>
+          <w:rPr>
+            <w:noProof/>
+            <w:webHidden/>
+          </w:rPr>
+        </w:r>
+        <w:r>
+          <w:rPr>
+            <w:noProof/>
+            <w:webHidden/>
+          </w:rPr>
+          <w:fldChar w:fldCharType="separate"/>
+        </w:r>
+        <w:r>
+          <w:rPr>
+            <w:noProof/>
+            <w:webHidden/>
+          </w:rPr>
+          <w:t>2</w:t>
+        </w:r>
+        <w:r>
+          <w:rPr>
+            <w:noProof/>
+            <w:webHidden/>
+          </w:rPr>
+          <w:fldChar w:fldCharType="end"/>
+        </w:r>
+      </w:hyperlink>
+    </w:p>
+    <w:p>
+      <w:pPr>
+        <w:pStyle w:val="2a"/>
+        <w:tabs>
+          <w:tab w:val="right" w:leader="dot" w:pos="9350"/>
+        </w:tabs>
+        <w:rPr>
+          <w:rFonts w:asciiTheme="minorHAnsi" w:eastAsiaTheme="minorEastAsia" w:hAnsiTheme="minorHAnsi" w:cstheme="minorBidi"/>
+          <w:noProof/>
+          <w:color w:val="auto"/>
+          <w:kern w:val="2"/>
+          <w:szCs w:val="22"/>
+        </w:rPr>
+      </w:pPr>
+      <w:hyperlink w:anchor="_Toc243386817" w:history="1">
+        <w:r>
+          <w:rPr>
+            <w:rStyle w:val="affb"/>
+            <w:rFonts w:hint="eastAsia"/>
+            <w:noProof/>
+          </w:rPr>
+          <w:t>一、畫面與前置設定</w:t>
+        </w:r>
+        <w:r>
+          <w:rPr>
+            <w:noProof/>
+            <w:webHidden/>
+          </w:rPr>
+          <w:tab/>
+        </w:r>
+        <w:r>
+          <w:rPr>
+            <w:noProof/>
+            <w:webHidden/>
+          </w:rPr>
+          <w:fldChar w:fldCharType="begin"/>
+        </w:r>
+        <w:r>
+          <w:rPr>
+            <w:noProof/>
+            <w:webHidden/>
+          </w:rPr>
+          <w:instrText xml:space="preserve"> PAGEREF _Toc243386817 \h </w:instrText>
+        </w:r>
+        <w:r>
+          <w:rPr>
+            <w:noProof/>
+            <w:webHidden/>
+          </w:rPr>
+        </w:r>
+        <w:r>
+          <w:rPr>
+            <w:noProof/>
+            <w:webHidden/>
+          </w:rPr>
+          <w:fldChar w:fldCharType="separate"/>
+        </w:r>
+        <w:r>
+          <w:rPr>
+            <w:noProof/>
+            <w:webHidden/>
+          </w:rPr>
+          <w:t>2</w:t>
+        </w:r>
+        <w:r>
+          <w:rPr>
+            <w:noProof/>
+            <w:webHidden/>
+          </w:rPr>
+          <w:fldChar w:fldCharType="end"/>
+        </w:r>
+      </w:hyperlink>
+    </w:p>
+    <w:p>
+      <w:pPr>
+        <w:pStyle w:val="2a"/>
+        <w:tabs>
+          <w:tab w:val="right" w:leader="dot" w:pos="9350"/>
+        </w:tabs>
+        <w:rPr>
+          <w:rFonts w:asciiTheme="minorHAnsi" w:eastAsiaTheme="minorEastAsia" w:hAnsiTheme="minorHAnsi" w:cstheme="minorBidi"/>
+          <w:noProof/>
+          <w:color w:val="auto"/>
+          <w:kern w:val="2"/>
+          <w:szCs w:val="22"/>
+        </w:rPr>
+      </w:pPr>
+      <w:hyperlink w:anchor="_Toc243386818" w:history="1">
+        <w:r>
+          <w:rPr>
+            <w:rStyle w:val="affb"/>
+            <w:rFonts w:hint="eastAsia"/>
+            <w:noProof/>
+          </w:rPr>
+          <w:t>二、填寫基本資料</w:t>
+        </w:r>
+        <w:r>
+          <w:rPr>
+            <w:noProof/>
+            <w:webHidden/>
+          </w:rPr>
+          <w:tab/>
+        </w:r>
+        <w:r>
+          <w:rPr>
+            <w:noProof/>
+            <w:webHidden/>
+          </w:rPr>
+          <w:fldChar w:fldCharType="begin"/>
+        </w:r>
+        <w:r>
+          <w:rPr>
+            <w:noProof/>
+            <w:webHidden/>
+          </w:rPr>
+          <w:instrText xml:space="preserve"> PAGEREF _Toc243386818 \h </w:instrText>
+        </w:r>
+        <w:r>
+          <w:rPr>
+            <w:noProof/>
+            <w:webHidden/>
+          </w:rPr>
+        </w:r>
+        <w:r>
+          <w:rPr>
+            <w:noProof/>
+            <w:webHidden/>
+          </w:rPr>
+          <w:fldChar w:fldCharType="separate"/>
+        </w:r>
+        <w:r>
+          <w:rPr>
+            <w:noProof/>
+            <w:webHidden/>
+          </w:rPr>
+          <w:t>2</w:t>
+        </w:r>
+        <w:r>
+          <w:rPr>
+            <w:noProof/>
+            <w:webHidden/>
+          </w:rPr>
+          <w:fldChar w:fldCharType="end"/>
+        </w:r>
+      </w:hyperlink>
+    </w:p>
+    <w:p>
+      <w:pPr>
+        <w:pStyle w:val="2a"/>
+        <w:tabs>
+          <w:tab w:val="right" w:leader="dot" w:pos="9350"/>
+        </w:tabs>
+        <w:rPr>
+          <w:rFonts w:asciiTheme="minorHAnsi" w:eastAsiaTheme="minorEastAsia" w:hAnsiTheme="minorHAnsi" w:cstheme="minorBidi"/>
+          <w:noProof/>
+          <w:color w:val="auto"/>
+          <w:kern w:val="2"/>
+          <w:szCs w:val="22"/>
+        </w:rPr>
+      </w:pPr>
+      <w:hyperlink w:anchor="_Toc243386819" w:history="1">
+        <w:r>
+          <w:rPr>
+            <w:rStyle w:val="affb"/>
+            <w:rFonts w:hint="eastAsia"/>
+            <w:noProof/>
+          </w:rPr>
+          <w:t>三、填寫版本資訊</w:t>
+        </w:r>
+        <w:r>
+          <w:rPr>
+            <w:noProof/>
+            <w:webHidden/>
+          </w:rPr>
+          <w:tab/>
+        </w:r>
+        <w:r>
+          <w:rPr>
+            <w:noProof/>
+            <w:webHidden/>
+          </w:rPr>
+          <w:fldChar w:fldCharType="begin"/>
+        </w:r>
+        <w:r>
+          <w:rPr>
+            <w:noProof/>
+            <w:webHidden/>
+          </w:rPr>
+          <w:instrText xml:space="preserve"> PAGEREF _Toc243386819 \h </w:instrText>
+        </w:r>
+        <w:r>
+          <w:rPr>
+            <w:noProof/>
+            <w:webHidden/>
+          </w:rPr>
+        </w:r>
+        <w:r>
+          <w:rPr>
+            <w:noProof/>
+            <w:webHidden/>
+          </w:rPr>
+          <w:fldChar w:fldCharType="separate"/>
+        </w:r>
+        <w:r>
+          <w:rPr>
+            <w:noProof/>
+            <w:webHidden/>
+          </w:rPr>
+          <w:t>3</w:t>
+        </w:r>
+        <w:r>
+          <w:rPr>
+            <w:noProof/>
+            <w:webHidden/>
+          </w:rPr>
+          <w:fldChar w:fldCharType="end"/>
+        </w:r>
+      </w:hyperlink>
+    </w:p>
+    <w:p>
+      <w:pPr>
+        <w:pStyle w:val="2a"/>
+        <w:tabs>
+          <w:tab w:val="right" w:leader="dot" w:pos="9350"/>
+        </w:tabs>
+        <w:rPr>
+          <w:rFonts w:asciiTheme="minorHAnsi" w:eastAsiaTheme="minorEastAsia" w:hAnsiTheme="minorHAnsi" w:cstheme="minorBidi"/>
+          <w:noProof/>
+          <w:color w:val="auto"/>
+          <w:kern w:val="2"/>
+          <w:szCs w:val="22"/>
+        </w:rPr>
+      </w:pPr>
+      <w:hyperlink w:anchor="_Toc243386820" w:history="1">
+        <w:r>
+          <w:rPr>
+            <w:rStyle w:val="affb"/>
+            <w:rFonts w:hint="eastAsia"/>
+            <w:noProof/>
+          </w:rPr>
+          <w:t>四、上傳檔案</w:t>
+        </w:r>
+        <w:r>
+          <w:rPr>
+            <w:noProof/>
+            <w:webHidden/>
+          </w:rPr>
+          <w:tab/>
+        </w:r>
+        <w:r>
+          <w:rPr>
+            <w:noProof/>
+            <w:webHidden/>
+          </w:rPr>
+          <w:fldChar w:fldCharType="begin"/>
+        </w:r>
+        <w:r>
+          <w:rPr>
+            <w:noProof/>
+            <w:webHidden/>
+          </w:rPr>
+          <w:instrText xml:space="preserve"> PAGEREF _Toc243386820 \h </w:instrText>
+        </w:r>
+        <w:r>
+          <w:rPr>
+            <w:noProof/>
+            <w:webHidden/>
+          </w:rPr>
+        </w:r>
+        <w:r>
+          <w:rPr>
+            <w:noProof/>
+            <w:webHidden/>
+          </w:rPr>
+          <w:fldChar w:fldCharType="separate"/>
+        </w:r>
+        <w:r>
+          <w:rPr>
+            <w:noProof/>
+            <w:webHidden/>
+          </w:rPr>
+          <w:t>3</w:t>
+        </w:r>
+        <w:r>
+          <w:rPr>
+            <w:noProof/>
+            <w:webHidden/>
+          </w:rPr>
+          <w:fldChar w:fldCharType="end"/>
+        </w:r>
+      </w:hyperlink>
+    </w:p>
+    <w:p>
+      <w:pPr>
+        <w:pStyle w:val="2a"/>
+        <w:tabs>
+          <w:tab w:val="right" w:leader="dot" w:pos="9350"/>
+        </w:tabs>
+        <w:rPr>
+          <w:rFonts w:asciiTheme="minorHAnsi" w:eastAsiaTheme="minorEastAsia" w:hAnsiTheme="minorHAnsi" w:cstheme="minorBidi"/>
+          <w:noProof/>
+          <w:color w:val="auto"/>
+          <w:kern w:val="2"/>
+          <w:szCs w:val="22"/>
+        </w:rPr>
+      </w:pPr>
+      <w:hyperlink w:anchor="_Toc243386821" w:history="1">
+        <w:r>
+          <w:rPr>
+            <w:rStyle w:val="affb"/>
+            <w:rFonts w:hint="eastAsia"/>
+            <w:noProof/>
+          </w:rPr>
+          <w:t>五、送交簽核</w:t>
+        </w:r>
+        <w:r>
+          <w:rPr>
+            <w:noProof/>
+            <w:webHidden/>
+          </w:rPr>
+          <w:tab/>
+        </w:r>
+        <w:r>
+          <w:rPr>
+            <w:noProof/>
+            <w:webHidden/>
+          </w:rPr>
+          <w:fldChar w:fldCharType="begin"/>
+        </w:r>
+        <w:r>
+          <w:rPr>
+            <w:noProof/>
+            <w:webHidden/>
+          </w:rPr>
+          <w:instrText xml:space="preserve"> PAGEREF _Toc243386821 \h </w:instrText>
+        </w:r>
+        <w:r>
+          <w:rPr>
+            <w:noProof/>
+            <w:webHidden/>
+          </w:rPr>
+        </w:r>
+        <w:r>
+          <w:rPr>
+            <w:noProof/>
+            <w:webHidden/>
+          </w:rPr>
+          <w:fldChar w:fldCharType="separate"/>
+        </w:r>
+        <w:r>
+          <w:rPr>
+            <w:noProof/>
+            <w:webHidden/>
+          </w:rPr>
+          <w:t>4</w:t>
+        </w:r>
+        <w:r>
+          <w:rPr>
+            <w:noProof/>
+            <w:webHidden/>
+          </w:rPr>
+          <w:fldChar w:fldCharType="end"/>
+        </w:r>
+      </w:hyperlink>
+    </w:p>
+    <w:p>
+      <w:pPr>
+        <w:pStyle w:val="2a"/>
+        <w:tabs>
+          <w:tab w:val="right" w:leader="dot" w:pos="9350"/>
+        </w:tabs>
+        <w:rPr>
+          <w:rFonts w:asciiTheme="minorHAnsi" w:eastAsiaTheme="minorEastAsia" w:hAnsiTheme="minorHAnsi" w:cstheme="minorBidi"/>
+          <w:noProof/>
+          <w:color w:val="auto"/>
+          <w:kern w:val="2"/>
+          <w:szCs w:val="22"/>
+        </w:rPr>
+      </w:pPr>
+      <w:hyperlink w:anchor="_Toc243386822" w:history="1">
+        <w:r>
+          <w:rPr>
+            <w:rStyle w:val="affb"/>
+            <w:rFonts w:hint="eastAsia"/>
+            <w:noProof/>
+          </w:rPr>
+          <w:t>六、儲存為草稿</w:t>
+        </w:r>
+        <w:r>
+          <w:rPr>
+            <w:noProof/>
+            <w:webHidden/>
+          </w:rPr>
+          <w:tab/>
+        </w:r>
+        <w:r>
+          <w:rPr>
+            <w:noProof/>
+            <w:webHidden/>
+          </w:rPr>
+          <w:fldChar w:fldCharType="begin"/>
+        </w:r>
+        <w:r>
+          <w:rPr>
+            <w:noProof/>
+            <w:webHidden/>
+          </w:rPr>
+          <w:instrText xml:space="preserve"> PAGEREF _Toc243386822 \h </w:instrText>
+        </w:r>
+        <w:r>
+          <w:rPr>
+            <w:noProof/>
+            <w:webHidden/>
+          </w:rPr>
+        </w:r>
+        <w:r>
+          <w:rPr>
+            <w:noProof/>
+            <w:webHidden/>
+          </w:rPr>
+          <w:fldChar w:fldCharType="separate"/>
+        </w:r>
+        <w:r>
+          <w:rPr>
+            <w:noProof/>
+            <w:webHidden/>
+          </w:rPr>
+          <w:t>4</w:t>
+        </w:r>
+        <w:r>
+          <w:rPr>
+            <w:noProof/>
+            <w:webHidden/>
+          </w:rPr>
+          <w:fldChar w:fldCharType="end"/>
+        </w:r>
+      </w:hyperlink>
+    </w:p>
+    <w:p>
+      <w:pPr>
+        <w:pStyle w:val="2a"/>
+        <w:tabs>
+          <w:tab w:val="right" w:leader="dot" w:pos="9350"/>
+        </w:tabs>
+        <w:rPr>
+          <w:rFonts w:asciiTheme="minorHAnsi" w:eastAsiaTheme="minorEastAsia" w:hAnsiTheme="minorHAnsi" w:cstheme="minorBidi"/>
+          <w:noProof/>
+          <w:color w:val="auto"/>
+          <w:kern w:val="2"/>
+          <w:szCs w:val="22"/>
+        </w:rPr>
+      </w:pPr>
+      <w:hyperlink w:anchor="_Toc243386823" w:history="1">
+        <w:r>
+          <w:rPr>
+            <w:rStyle w:val="affb"/>
+            <w:rFonts w:hint="eastAsia"/>
+            <w:noProof/>
+          </w:rPr>
+          <w:t>七、取消與離開</w:t>
+        </w:r>
+        <w:r>
+          <w:rPr>
+            <w:noProof/>
+            <w:webHidden/>
+          </w:rPr>
+          <w:tab/>
+        </w:r>
+        <w:r>
+          <w:rPr>
+            <w:noProof/>
+            <w:webHidden/>
+          </w:rPr>
+          <w:fldChar w:fldCharType="begin"/>
+        </w:r>
+        <w:r>
+          <w:rPr>
+            <w:noProof/>
+            <w:webHidden/>
+          </w:rPr>
+          <w:instrText xml:space="preserve"> PAGEREF _Toc243386823 \h </w:instrText>
+        </w:r>
+        <w:r>
+          <w:rPr>
+            <w:noProof/>
+            <w:webHidden/>
+          </w:rPr>
+        </w:r>
+        <w:r>
+          <w:rPr>
+            <w:noProof/>
+            <w:webHidden/>
+          </w:rPr>
+          <w:fldChar w:fldCharType="separate"/>
+        </w:r>
+        <w:r>
+          <w:rPr>
+            <w:noProof/>
+            <w:webHidden/>
+          </w:rPr>
+          <w:t>5</w:t>
+        </w:r>
+        <w:r>
+          <w:rPr>
+            <w:noProof/>
+            <w:webHidden/>
+          </w:rPr>
+          <w:fldChar w:fldCharType="end"/>
+        </w:r>
+      </w:hyperlink>
+    </w:p>
+    <w:p>
+      <w:pPr>
+        <w:pStyle w:val="14"/>
+        <w:tabs>
+          <w:tab w:val="right" w:leader="dot" w:pos="9350"/>
+        </w:tabs>
+        <w:rPr>
+          <w:rFonts w:asciiTheme="minorHAnsi" w:eastAsiaTheme="minorEastAsia" w:hAnsiTheme="minorHAnsi" w:cstheme="minorBidi"/>
+          <w:noProof/>
+          <w:color w:val="auto"/>
+          <w:kern w:val="2"/>
+          <w:szCs w:val="22"/>
+        </w:rPr>
+      </w:pPr>
+      <w:hyperlink w:anchor="_Toc243386824" w:history="1">
+        <w:r>
+          <w:rPr>
+            <w:rStyle w:val="affb"/>
+            <w:rFonts w:hint="eastAsia"/>
+            <w:noProof/>
+          </w:rPr>
+          <w:t>參、常見訊息與處置</w:t>
+        </w:r>
+        <w:r>
+          <w:rPr>
+            <w:noProof/>
+            <w:webHidden/>
+          </w:rPr>
+          <w:tab/>
+        </w:r>
+        <w:r>
+          <w:rPr>
+            <w:noProof/>
+            <w:webHidden/>
+          </w:rPr>
+          <w:fldChar w:fldCharType="begin"/>
+        </w:r>
+        <w:r>
+          <w:rPr>
+            <w:noProof/>
+            <w:webHidden/>
+          </w:rPr>
+          <w:instrText xml:space="preserve"> PAGEREF _Toc243386824 \h </w:instrText>
+        </w:r>
+        <w:r>
+          <w:rPr>
+            <w:noProof/>
+            <w:webHidden/>
+          </w:rPr>
+        </w:r>
+        <w:r>
+          <w:rPr>
+            <w:noProof/>
+            <w:webHidden/>
+          </w:rPr>
+          <w:fldChar w:fldCharType="separate"/>
+        </w:r>
+        <w:r>
+          <w:rPr>
+            <w:noProof/>
+            <w:webHidden/>
+          </w:rPr>
+          <w:t>6</w:t>
+        </w:r>
+        <w:r>
+          <w:rPr>
+            <w:noProof/>
+            <w:webHidden/>
+          </w:rPr>
+          <w:fldChar w:fldCharType="end"/>
+        </w:r>
+      </w:hyperlink>
+    </w:p>
+    <w:p>
+      <w:pPr>
+        <w:pStyle w:val="2a"/>
+        <w:tabs>
+          <w:tab w:val="right" w:leader="dot" w:pos="9350"/>
+        </w:tabs>
+        <w:rPr>
+          <w:rFonts w:asciiTheme="minorHAnsi" w:eastAsiaTheme="minorEastAsia" w:hAnsiTheme="minorHAnsi" w:cstheme="minorBidi"/>
+          <w:noProof/>
+          <w:color w:val="auto"/>
+          <w:kern w:val="2"/>
+          <w:szCs w:val="22"/>
+        </w:rPr>
+      </w:pPr>
+      <w:hyperlink w:anchor="_Toc243386825" w:history="1">
+        <w:r>
+          <w:rPr>
+            <w:rStyle w:val="affb"/>
+            <w:rFonts w:hint="eastAsia"/>
+            <w:noProof/>
+          </w:rPr>
+          <w:t>一、被擋下（動作沒有完成）</w:t>
+        </w:r>
+        <w:r>
+          <w:rPr>
+            <w:noProof/>
+            <w:webHidden/>
+          </w:rPr>
+          <w:tab/>
+        </w:r>
+        <w:r>
+          <w:rPr>
+            <w:noProof/>
+            <w:webHidden/>
+          </w:rPr>
+          <w:fldChar w:fldCharType="begin"/>
+        </w:r>
+        <w:r>
+          <w:rPr>
+            <w:noProof/>
+            <w:webHidden/>
+          </w:rPr>
+          <w:instrText xml:space="preserve"> PAGEREF _Toc243386825 \h </w:instrText>
+        </w:r>
+        <w:r>
+          <w:rPr>
+            <w:noProof/>
+            <w:webHidden/>
+          </w:rPr>
+        </w:r>
+        <w:r>
+          <w:rPr>
+            <w:noProof/>
+            <w:webHidden/>
+          </w:rPr>
+          <w:fldChar w:fldCharType="separate"/>
+        </w:r>
+        <w:r>
+          <w:rPr>
+            <w:noProof/>
+            <w:webHidden/>
+          </w:rPr>
+          <w:t>6</w:t>
+        </w:r>
+        <w:r>
+          <w:rPr>
+            <w:noProof/>
+            <w:webHidden/>
+          </w:rPr>
+          <w:fldChar w:fldCharType="end"/>
+        </w:r>
+      </w:hyperlink>
+    </w:p>
+    <w:p>
+      <w:pPr>
+        <w:pStyle w:val="2a"/>
+        <w:tabs>
+          <w:tab w:val="right" w:leader="dot" w:pos="9350"/>
+        </w:tabs>
+        <w:rPr>
+          <w:rFonts w:asciiTheme="minorHAnsi" w:eastAsiaTheme="minorEastAsia" w:hAnsiTheme="minorHAnsi" w:cstheme="minorBidi"/>
+          <w:noProof/>
+          <w:color w:val="auto"/>
+          <w:kern w:val="2"/>
+          <w:szCs w:val="22"/>
+        </w:rPr>
+      </w:pPr>
+      <w:hyperlink w:anchor="_Toc243386826" w:history="1">
+        <w:r>
+          <w:rPr>
+            <w:rStyle w:val="affb"/>
+            <w:rFonts w:hint="eastAsia"/>
+            <w:noProof/>
+          </w:rPr>
+          <w:t>二、有警告（動作完成但需判斷）</w:t>
+        </w:r>
+        <w:r>
+          <w:rPr>
+            <w:noProof/>
+            <w:webHidden/>
+          </w:rPr>
+          <w:tab/>
+        </w:r>
+        <w:r>
+          <w:rPr>
+            <w:noProof/>
+            <w:webHidden/>
+          </w:rPr>
+          <w:fldChar w:fldCharType="begin"/>
+        </w:r>
+        <w:r>
+          <w:rPr>
+            <w:noProof/>
+            <w:webHidden/>
+          </w:rPr>
+          <w:instrText xml:space="preserve"> PAGEREF _Toc243386826 \h </w:instrText>
+        </w:r>
+        <w:r>
+          <w:rPr>
+            <w:noProof/>
+            <w:webHidden/>
+          </w:rPr>
+        </w:r>
+        <w:r>
+          <w:rPr>
+            <w:noProof/>
+            <w:webHidden/>
+          </w:rPr>
+          <w:fldChar w:fldCharType="separate"/>
+        </w:r>
+        <w:r>
+          <w:rPr>
+            <w:noProof/>
+            <w:webHidden/>
+          </w:rPr>
+          <w:t>7</w:t>
+        </w:r>
+        <w:r>
+          <w:rPr>
+            <w:noProof/>
+            <w:webHidden/>
+          </w:rPr>
+          <w:fldChar w:fldCharType="end"/>
+        </w:r>
+      </w:hyperlink>
+    </w:p>
+    <w:p>
+      <w:pPr>
+        <w:pStyle w:val="2a"/>
+        <w:tabs>
+          <w:tab w:val="right" w:leader="dot" w:pos="9350"/>
+        </w:tabs>
+        <w:rPr>
+          <w:rFonts w:asciiTheme="minorHAnsi" w:eastAsiaTheme="minorEastAsia" w:hAnsiTheme="minorHAnsi" w:cstheme="minorBidi"/>
+          <w:noProof/>
+          <w:color w:val="auto"/>
+          <w:kern w:val="2"/>
+          <w:szCs w:val="22"/>
+        </w:rPr>
+      </w:pPr>
+      <w:hyperlink w:anchor="_Toc243386827" w:history="1">
+        <w:r>
+          <w:rPr>
+            <w:rStyle w:val="affb"/>
+            <w:rFonts w:hint="eastAsia"/>
+            <w:noProof/>
+          </w:rPr>
+          <w:t>三、送出後的結果訊息</w:t>
+        </w:r>
+        <w:r>
+          <w:rPr>
+            <w:noProof/>
+            <w:webHidden/>
+          </w:rPr>
+          <w:tab/>
+        </w:r>
+        <w:r>
+          <w:rPr>
+            <w:noProof/>
+            <w:webHidden/>
+          </w:rPr>
+          <w:fldChar w:fldCharType="begin"/>
+        </w:r>
+        <w:r>
+          <w:rPr>
+            <w:noProof/>
+            <w:webHidden/>
+          </w:rPr>
+          <w:instrText xml:space="preserve"> PAGEREF _Toc243386827 \h </w:instrText>
+        </w:r>
+        <w:r>
+          <w:rPr>
+            <w:noProof/>
+            <w:webHidden/>
+          </w:rPr>
+        </w:r>
+        <w:r>
+          <w:rPr>
+            <w:noProof/>
+            <w:webHidden/>
+          </w:rPr>
+          <w:fldChar w:fldCharType="separate"/>
+        </w:r>
+        <w:r>
+          <w:rPr>
+            <w:noProof/>
+            <w:webHidden/>
+          </w:rPr>
+          <w:t>7</w:t>
+        </w:r>
+        <w:r>
+          <w:rPr>
+            <w:noProof/>
+            <w:webHidden/>
+          </w:rPr>
+          <w:fldChar w:fldCharType="end"/>
+        </w:r>
+      </w:hyperlink>
+    </w:p>
+    <w:p>
+      <w:pPr>
+        <w:pStyle w:val="2a"/>
+        <w:tabs>
+          <w:tab w:val="right" w:leader="dot" w:pos="9350"/>
+        </w:tabs>
+        <w:rPr>
+          <w:rFonts w:asciiTheme="minorHAnsi" w:eastAsiaTheme="minorEastAsia" w:hAnsiTheme="minorHAnsi" w:cstheme="minorBidi"/>
+          <w:noProof/>
+          <w:color w:val="auto"/>
+          <w:kern w:val="2"/>
+          <w:szCs w:val="22"/>
+        </w:rPr>
+      </w:pPr>
+      <w:hyperlink w:anchor="_Toc243386828" w:history="1">
+        <w:r>
+          <w:rPr>
+            <w:rStyle w:val="affb"/>
+            <w:rFonts w:hint="eastAsia"/>
+            <w:noProof/>
+          </w:rPr>
+          <w:t>四、其他情況</w:t>
+        </w:r>
+        <w:r>
+          <w:rPr>
+            <w:noProof/>
+            <w:webHidden/>
+          </w:rPr>
+          <w:tab/>
+        </w:r>
+        <w:r>
+          <w:rPr>
+            <w:noProof/>
+            <w:webHidden/>
+          </w:rPr>
+          <w:fldChar w:fldCharType="begin"/>
+        </w:r>
+        <w:r>
+          <w:rPr>
+            <w:noProof/>
+            <w:webHidden/>
+          </w:rPr>
+          <w:instrText xml:space="preserve"> PAGEREF _Toc243386828 \h </w:instrText>
+        </w:r>
+        <w:r>
+          <w:rPr>
+            <w:noProof/>
+            <w:webHidden/>
+          </w:rPr>
+        </w:r>
+        <w:r>
+          <w:rPr>
+            <w:noProof/>
+            <w:webHidden/>
+          </w:rPr>
+          <w:fldChar w:fldCharType="separate"/>
+        </w:r>
+        <w:r>
+          <w:rPr>
+            <w:noProof/>
+            <w:webHidden/>
+          </w:rPr>
+          <w:t>7</w:t>
+        </w:r>
+        <w:r>
+          <w:rPr>
+            <w:noProof/>
+            <w:webHidden/>
+          </w:rPr>
+          <w:fldChar w:fldCharType="end"/>
+        </w:r>
+      </w:hyperlink>
+    </w:p>
+    <w:p>
+      <w:r>
+        <w:fldChar w:fldCharType="end"/>
+      </w:r>
+    </w:p>
+    <w:p>
+      <w:pPr>
         <w:sectPr>
-          <w:footerReference w:type="default" r:id="rId8"/>
           <w:pgSz w:w="12240" w:h="15840"/>
           <w:pgMar w:top="1440" w:right="1440" w:bottom="1440" w:left="1440" w:header="720" w:footer="720" w:gutter="0"/>
           <w:cols w:space="720"/>
@@ -458,17 +1689,22 @@
       <w:pPr>
         <w:pStyle w:val="1"/>
       </w:pPr>
-      <w:r>
+      <w:bookmarkStart w:id="1" w:name="_Toc243386813"/>
+      <w:r>
+        <w:lastRenderedPageBreak/>
         <w:t>壹、作業說明</w:t>
       </w:r>
+      <w:bookmarkEnd w:id="1"/>
     </w:p>
     <w:p>
       <w:pPr>
         <w:pStyle w:val="2"/>
       </w:pPr>
+      <w:bookmarkStart w:id="2" w:name="_Toc243386814"/>
       <w:r>
         <w:t>一、使用情境</w:t>
       </w:r>
+      <w:bookmarkEnd w:id="2"/>
     </w:p>
     <w:p>
       <w:pPr>
@@ -492,11 +1728,18 @@
         <w:ind w:firstLine="482"/>
       </w:pPr>
       <w:r>
-        <w:t>文件經審核者於 DM02 簽核中心核准後才發布；核准前，文件庫與詳細頁呈現的仍是原本的內容（新文件則尚未出現）。</w:t>
+        <w:t>文件經審核者於</w:t>
+      </w:r>
+      <w:r>
+        <w:t xml:space="preserve"> DM02 </w:t>
+      </w:r>
+      <w:r>
+        <w:t>簽核中心核准後才發布；核准前，文件庫與詳細頁呈現的仍是原本的內容（新文件則尚未出現）。</w:t>
       </w:r>
     </w:p>
     <w:p>
       <w:pPr>
+        <w:keepNext/>
         <w:ind w:firstLine="482"/>
       </w:pPr>
       <w:r>
@@ -506,27 +1749,24 @@
     <w:tbl>
       <w:tblPr>
         <w:tblStyle w:val="aff2"/>
-        <w:tblW w:type="auto" w:w="0"/>
+        <w:tblW w:w="0" w:type="auto"/>
         <w:tblLayout w:type="fixed"/>
-        <w:tblLook w:firstColumn="1" w:firstRow="1" w:lastColumn="0" w:lastRow="0" w:noHBand="0" w:noVBand="1" w:val="04A0"/>
-        <w:tblLayout w:type="fixed"/>
+        <w:tblLook w:val="04A0" w:firstRow="1" w:lastRow="0" w:firstColumn="1" w:lastColumn="0" w:noHBand="0" w:noVBand="1"/>
       </w:tblPr>
       <w:tblGrid>
-        <w:gridCol w:w="3120"/>
-        <w:gridCol w:w="3120"/>
-        <w:gridCol w:w="3120"/>
+        <w:gridCol w:w="2368"/>
+        <w:gridCol w:w="2201"/>
+        <w:gridCol w:w="4790"/>
       </w:tblGrid>
       <w:tr>
         <w:tc>
           <w:tcPr>
-            <w:tcW w:type="dxa" w:w="2368"/>
+            <w:tcW w:w="2368" w:type="dxa"/>
           </w:tcPr>
           <w:p>
-            <w:r>
-              <w:rPr>
-                <w:b/>
-              </w:rPr>
-            </w:r>
+            <w:pPr>
+              <w:spacing w:before="60" w:after="60"/>
+            </w:pPr>
             <w:r>
               <w:rPr>
                 <w:b/>
@@ -537,14 +1777,12 @@
         </w:tc>
         <w:tc>
           <w:tcPr>
-            <w:tcW w:type="dxa" w:w="2201"/>
+            <w:tcW w:w="2201" w:type="dxa"/>
           </w:tcPr>
           <w:p>
-            <w:r>
-              <w:rPr>
-                <w:b/>
-              </w:rPr>
-            </w:r>
+            <w:pPr>
+              <w:spacing w:before="60" w:after="60"/>
+            </w:pPr>
             <w:r>
               <w:rPr>
                 <w:b/>
@@ -555,14 +1793,12 @@
         </w:tc>
         <w:tc>
           <w:tcPr>
-            <w:tcW w:type="dxa" w:w="4790"/>
+            <w:tcW w:w="4790" w:type="dxa"/>
           </w:tcPr>
           <w:p>
-            <w:r>
-              <w:rPr>
-                <w:b/>
-              </w:rPr>
-            </w:r>
+            <w:pPr>
+              <w:spacing w:before="60" w:after="60"/>
+            </w:pPr>
             <w:r>
               <w:rPr>
                 <w:b/>
@@ -575,10 +1811,12 @@
       <w:tr>
         <w:tc>
           <w:tcPr>
-            <w:tcW w:type="dxa" w:w="2368"/>
+            <w:tcW w:w="2368" w:type="dxa"/>
           </w:tcPr>
           <w:p>
-            <w:r/>
+            <w:pPr>
+              <w:spacing w:before="60" w:after="60"/>
+            </w:pPr>
             <w:r>
               <w:t>新增文件</w:t>
             </w:r>
@@ -586,10 +1824,12 @@
         </w:tc>
         <w:tc>
           <w:tcPr>
-            <w:tcW w:type="dxa" w:w="2201"/>
+            <w:tcW w:w="2201" w:type="dxa"/>
           </w:tcPr>
           <w:p>
-            <w:r/>
+            <w:pPr>
+              <w:spacing w:before="60" w:after="60"/>
+            </w:pPr>
             <w:r>
               <w:t>新增文件</w:t>
             </w:r>
@@ -597,10 +1837,12 @@
         </w:tc>
         <w:tc>
           <w:tcPr>
-            <w:tcW w:type="dxa" w:w="4790"/>
+            <w:tcW w:w="4790" w:type="dxa"/>
           </w:tcPr>
           <w:p>
-            <w:r/>
+            <w:pPr>
+              <w:spacing w:before="60" w:after="60"/>
+            </w:pPr>
             <w:r>
               <w:t>全部欄位</w:t>
             </w:r>
@@ -610,10 +1852,12 @@
       <w:tr>
         <w:tc>
           <w:tcPr>
-            <w:tcW w:type="dxa" w:w="2368"/>
+            <w:tcW w:w="2368" w:type="dxa"/>
           </w:tcPr>
           <w:p>
-            <w:r/>
+            <w:pPr>
+              <w:spacing w:before="60" w:after="60"/>
+            </w:pPr>
             <w:r>
               <w:t>為已發布文件編輯新版本</w:t>
             </w:r>
@@ -621,21 +1865,31 @@
         </w:tc>
         <w:tc>
           <w:tcPr>
-            <w:tcW w:type="dxa" w:w="2201"/>
+            <w:tcW w:w="2201" w:type="dxa"/>
           </w:tcPr>
           <w:p>
-            <w:r/>
+            <w:pPr>
+              <w:spacing w:before="60" w:after="60"/>
+            </w:pPr>
             <w:r>
-              <w:t>編輯文件 — 文件名稱</w:t>
+              <w:t>編輯文件</w:t>
+            </w:r>
+            <w:r>
+              <w:t xml:space="preserve"> — </w:t>
+            </w:r>
+            <w:r>
+              <w:t>文件名稱</w:t>
             </w:r>
           </w:p>
         </w:tc>
         <w:tc>
           <w:tcPr>
-            <w:tcW w:type="dxa" w:w="4790"/>
+            <w:tcW w:w="4790" w:type="dxa"/>
           </w:tcPr>
           <w:p>
-            <w:r/>
+            <w:pPr>
+              <w:spacing w:before="60" w:after="60"/>
+            </w:pPr>
             <w:r>
               <w:t>可見對象、檢索標籤、版本號、變更摘要、檔案、指定審核者。文件名稱、分類、關聯作業項目不可改</w:t>
             </w:r>
@@ -645,10 +1899,12 @@
       <w:tr>
         <w:tc>
           <w:tcPr>
-            <w:tcW w:type="dxa" w:w="2368"/>
+            <w:tcW w:w="2368" w:type="dxa"/>
           </w:tcPr>
           <w:p>
-            <w:r/>
+            <w:pPr>
+              <w:spacing w:before="60" w:after="60"/>
+            </w:pPr>
             <w:r>
               <w:t>續編草稿</w:t>
             </w:r>
@@ -656,21 +1912,31 @@
         </w:tc>
         <w:tc>
           <w:tcPr>
-            <w:tcW w:type="dxa" w:w="2201"/>
+            <w:tcW w:w="2201" w:type="dxa"/>
           </w:tcPr>
           <w:p>
-            <w:r/>
+            <w:pPr>
+              <w:spacing w:before="60" w:after="60"/>
+            </w:pPr>
             <w:r>
-              <w:t>編輯文件 — 文件名稱</w:t>
+              <w:t>編輯文件</w:t>
+            </w:r>
+            <w:r>
+              <w:t xml:space="preserve"> — </w:t>
+            </w:r>
+            <w:r>
+              <w:t>文件名稱</w:t>
             </w:r>
           </w:p>
         </w:tc>
         <w:tc>
           <w:tcPr>
-            <w:tcW w:type="dxa" w:w="4790"/>
+            <w:tcW w:w="4790" w:type="dxa"/>
           </w:tcPr>
           <w:p>
-            <w:r/>
+            <w:pPr>
+              <w:spacing w:before="60" w:after="60"/>
+            </w:pPr>
             <w:r>
               <w:t>同上；若為尚未發布過的新文件草稿，文件名稱與關聯作業項目也可修改</w:t>
             </w:r>
@@ -690,20 +1956,28 @@
       <w:pPr>
         <w:pStyle w:val="2"/>
       </w:pPr>
+      <w:bookmarkStart w:id="3" w:name="_Toc243386815"/>
       <w:r>
         <w:t>二、進入路徑</w:t>
       </w:r>
+      <w:bookmarkEnd w:id="3"/>
     </w:p>
     <w:p>
       <w:pPr>
         <w:pStyle w:val="af0"/>
         <w:numPr>
           <w:ilvl w:val="0"/>
-          <w:numId w:val="900"/>
+          <w:numId w:val="37"/>
         </w:numPr>
       </w:pPr>
       <w:r>
-        <w:t>新增文件：側邊選單「文件管理 → DM01 文件庫」，按搜尋結果右上方的「新增文件」</w:t>
+        <w:t>新增文件：側邊選單「文件管理</w:t>
+      </w:r>
+      <w:r>
+        <w:t xml:space="preserve"> → DM01 </w:t>
+      </w:r>
+      <w:r>
+        <w:t>文件庫」，按搜尋結果右上方的「新增文件」</w:t>
       </w:r>
     </w:p>
     <w:p>
@@ -711,11 +1985,17 @@
         <w:pStyle w:val="af0"/>
         <w:numPr>
           <w:ilvl w:val="0"/>
-          <w:numId w:val="900"/>
+          <w:numId w:val="37"/>
         </w:numPr>
       </w:pPr>
       <w:r>
-        <w:t>編輯新版本：於 DM07 文件詳細頁按「編輯新版本」</w:t>
+        <w:t>編輯新版本：於</w:t>
+      </w:r>
+      <w:r>
+        <w:t xml:space="preserve"> DM07 </w:t>
+      </w:r>
+      <w:r>
+        <w:t>文件詳細頁按「編輯新版本」</w:t>
       </w:r>
     </w:p>
     <w:p>
@@ -723,28 +2003,42 @@
         <w:pStyle w:val="af0"/>
         <w:numPr>
           <w:ilvl w:val="0"/>
-          <w:numId w:val="900"/>
+          <w:numId w:val="37"/>
         </w:numPr>
       </w:pPr>
       <w:r>
-        <w:t>續編草稿：側邊選單「文件管理 → DM04 個人專區」，於「草稿匣」按該草稿的「繼續編輯」</w:t>
+        <w:t>續編草稿：側邊選單「文件管理</w:t>
+      </w:r>
+      <w:r>
+        <w:t xml:space="preserve"> </w:t>
+      </w:r>
+      <w:r>
+        <w:t xml:space="preserve">→ DM04 </w:t>
+      </w:r>
+      <w:r>
+        <w:t>個人專區」，於「草稿匣」按該草稿的「繼續編輯」</w:t>
       </w:r>
     </w:p>
     <w:p>
       <w:pPr>
         <w:pStyle w:val="1"/>
       </w:pPr>
-      <w:r>
+      <w:bookmarkStart w:id="4" w:name="_Toc243386816"/>
+      <w:r>
+        <w:lastRenderedPageBreak/>
         <w:t>貳、操作說明</w:t>
       </w:r>
+      <w:bookmarkEnd w:id="4"/>
     </w:p>
     <w:p>
       <w:pPr>
         <w:pStyle w:val="2"/>
       </w:pPr>
+      <w:bookmarkStart w:id="5" w:name="_Toc243386817"/>
       <w:r>
         <w:t>一、畫面與前置設定</w:t>
       </w:r>
+      <w:bookmarkEnd w:id="5"/>
     </w:p>
     <w:p>
       <w:pPr>
@@ -758,26 +2052,29 @@
       <w:pPr>
         <w:keepNext/>
         <w:spacing w:before="160" w:after="40"/>
-        <w:ind w:left="0" w:firstLine="0"/>
         <w:jc w:val="center"/>
       </w:pPr>
       <w:r>
+        <w:rPr>
+          <w:noProof/>
+        </w:rPr>
         <w:drawing>
-          <wp:inline xmlns:a="http://schemas.openxmlformats.org/drawingml/2006/main" xmlns:pic="http://schemas.openxmlformats.org/drawingml/2006/picture">
+          <wp:inline distT="0" distB="0" distL="0" distR="0">
             <wp:extent cx="5580000" cy="4059000"/>
+            <wp:effectExtent l="0" t="0" r="0" b="0"/>
             <wp:docPr id="1" name="Picture 1"/>
             <wp:cNvGraphicFramePr>
-              <a:graphicFrameLocks noChangeAspect="1"/>
+              <a:graphicFrameLocks xmlns:a="http://schemas.openxmlformats.org/drawingml/2006/main" noChangeAspect="1"/>
             </wp:cNvGraphicFramePr>
-            <a:graphic>
+            <a:graphic xmlns:a="http://schemas.openxmlformats.org/drawingml/2006/main">
               <a:graphicData uri="http://schemas.openxmlformats.org/drawingml/2006/picture">
-                <pic:pic>
+                <pic:pic xmlns:pic="http://schemas.openxmlformats.org/drawingml/2006/picture">
                   <pic:nvPicPr>
                     <pic:cNvPr id="0" name="dm08-01.png"/>
                     <pic:cNvPicPr/>
                   </pic:nvPicPr>
                   <pic:blipFill>
-                    <a:blip r:embed="rId9"/>
+                    <a:blip r:embed="rId8"/>
                     <a:stretch>
                       <a:fillRect/>
                     </a:stretch>
@@ -787,7 +2084,9 @@
                       <a:off x="0" y="0"/>
                       <a:ext cx="5580000" cy="4059000"/>
                     </a:xfrm>
-                    <a:prstGeom prst="rect"/>
+                    <a:prstGeom prst="rect">
+                      <a:avLst/>
+                    </a:prstGeom>
                   </pic:spPr>
                 </pic:pic>
               </a:graphicData>
@@ -799,7 +2098,6 @@
     <w:p>
       <w:pPr>
         <w:spacing w:after="160"/>
-        <w:ind w:firstLine="0"/>
         <w:jc w:val="center"/>
       </w:pPr>
       <w:r>
@@ -814,9 +2112,11 @@
       <w:pPr>
         <w:pStyle w:val="2"/>
       </w:pPr>
+      <w:bookmarkStart w:id="6" w:name="_Toc243386818"/>
       <w:r>
         <w:t>二、填寫基本資料</w:t>
       </w:r>
+      <w:bookmarkEnd w:id="6"/>
     </w:p>
     <w:p>
       <w:pPr>
@@ -827,7 +2127,13 @@
         </w:numPr>
       </w:pPr>
       <w:r>
-        <w:t>輸入「文件名稱」（至多 200 字）並選擇「分類」</w:t>
+        <w:t>輸入「文件名稱」（至多</w:t>
+      </w:r>
+      <w:r>
+        <w:t xml:space="preserve"> 200 </w:t>
+      </w:r>
+      <w:r>
+        <w:t>字）並選擇「分類」</w:t>
       </w:r>
     </w:p>
     <w:p>
@@ -848,7 +2154,10 @@
         <w:t>同一個作業項目只能有一份已發布的手冊</w:t>
       </w:r>
       <w:r>
-        <w:t>；原手冊提出廢止申請、尚在簽核中時亦同，須待廢止核准後才能發布同作業項目的新手冊</w:t>
+        <w:t>；原手冊提出廢止申請、尚在簽</w:t>
+      </w:r>
+      <w:r>
+        <w:t>核中時亦同，須待廢止核准後才能發布同作業項目的新手冊</w:t>
       </w:r>
     </w:p>
     <w:p>
@@ -872,7 +2181,13 @@
         </w:numPr>
       </w:pPr>
       <w:r>
-        <w:t>需要時於「檢索標籤（選填）」選擇標籤，分為適用模組、文件性質、法規關聯、其他四組（尚無標籤的組別不顯示），可多選，供 DM01 文件庫篩選</w:t>
+        <w:t>需要時於「檢索標籤（選填）」選擇標籤，分為適用模組、文件性質、法規關聯、其他四組（尚無標籤的組別不顯示），可多選，供</w:t>
+      </w:r>
+      <w:r>
+        <w:t xml:space="preserve"> DM01 </w:t>
+      </w:r>
+      <w:r>
+        <w:t>文件庫篩選</w:t>
       </w:r>
     </w:p>
     <w:p>
@@ -905,10 +2220,11 @@
         <w:pStyle w:val="af0"/>
         <w:numPr>
           <w:ilvl w:val="0"/>
-          <w:numId w:val="900"/>
+          <w:numId w:val="37"/>
         </w:numPr>
       </w:pPr>
       <w:r>
+        <w:lastRenderedPageBreak/>
         <w:t>每一列為一組「單位＋職位」，兩欄都要選。按「新增可見對象」可再加一列，按該列右側的垃圾桶圖示移除</w:t>
       </w:r>
     </w:p>
@@ -917,7 +2233,7 @@
         <w:pStyle w:val="af0"/>
         <w:numPr>
           <w:ilvl w:val="0"/>
-          <w:numId w:val="900"/>
+          <w:numId w:val="37"/>
         </w:numPr>
       </w:pPr>
       <w:r>
@@ -929,17 +2245,20 @@
         <w:pStyle w:val="af0"/>
         <w:numPr>
           <w:ilvl w:val="0"/>
-          <w:numId w:val="900"/>
+          <w:numId w:val="37"/>
         </w:numPr>
       </w:pPr>
       <w:r>
-        <w:t>至少需設定一組</w:t>
+        <w:t>至少</w:t>
+      </w:r>
+      <w:r>
+        <w:t>需設定一組</w:t>
       </w:r>
     </w:p>
     <w:p>
       <w:pPr>
         <w:spacing w:before="80" w:after="80"/>
-        <w:ind w:left="283" w:firstLine="0"/>
+        <w:ind w:left="283"/>
       </w:pPr>
       <w:r>
         <w:t>重要：</w:t>
@@ -974,7 +2293,7 @@
     <w:p>
       <w:pPr>
         <w:spacing w:before="80" w:after="80"/>
-        <w:ind w:left="283" w:firstLine="0"/>
+        <w:ind w:left="283"/>
       </w:pPr>
       <w:r>
         <w:t>注意：編輯新版本時修改的可見對象與檢索標籤，</w:t>
@@ -993,9 +2312,14 @@
       <w:pPr>
         <w:pStyle w:val="2"/>
       </w:pPr>
-      <w:r>
-        <w:t>三、填寫版本資訊</w:t>
-      </w:r>
+      <w:bookmarkStart w:id="7" w:name="_Toc243386819"/>
+      <w:r>
+        <w:t>三、</w:t>
+      </w:r>
+      <w:r>
+        <w:t>填寫版本資訊</w:t>
+      </w:r>
+      <w:bookmarkEnd w:id="7"/>
     </w:p>
     <w:p>
       <w:pPr>
@@ -1006,7 +2330,25 @@
         </w:numPr>
       </w:pPr>
       <w:r>
-        <w:t>於「首版版本號」（編輯新版本或續編草稿時為「新版本號」）輸入版本號，例如 v1.0、2026 V2.0，格式不拘，至多 20 字</w:t>
+        <w:t>於「首版版本號」（編輯新版本或續編草稿時為「新版本號」）輸入版本號，例如</w:t>
+      </w:r>
+      <w:r>
+        <w:t xml:space="preserve"> v1.0</w:t>
+      </w:r>
+      <w:r>
+        <w:t>、</w:t>
+      </w:r>
+      <w:r>
+        <w:t>2026 V2.0</w:t>
+      </w:r>
+      <w:r>
+        <w:t>，格式不拘，至多</w:t>
+      </w:r>
+      <w:r>
+        <w:t xml:space="preserve"> 20 </w:t>
+      </w:r>
+      <w:r>
+        <w:t>字</w:t>
       </w:r>
     </w:p>
     <w:p>
@@ -1018,7 +2360,13 @@
         </w:numPr>
       </w:pPr>
       <w:r>
-        <w:t>於「首版摘要」（編輯新版本或續編草稿時為「變更摘要」）說明本版內容或本次變更，至多 1000 字</w:t>
+        <w:t>於「首版摘要」（編輯新版本或續編草稿時為「變更摘要」）說明本版內容或本次變更，至多</w:t>
+      </w:r>
+      <w:r>
+        <w:t xml:space="preserve"> 1000 </w:t>
+      </w:r>
+      <w:r>
+        <w:t>字</w:t>
       </w:r>
     </w:p>
     <w:p>
@@ -1035,7 +2383,13 @@
         <w:t>不可與本文件已發布過的版本重複</w:t>
       </w:r>
       <w:r>
-        <w:t>。為已發布文件編輯新版本時，「目前版本」欄顯示本文件目前發布的版本號（不可修改），右側「最近版本」列出本文件最近 5 個已發布版本的版本號與發布日期，可供對照。</w:t>
+        <w:t>。為已發布文件編輯新版本時，「目前版本」欄顯示本文件目前發布的版本號（不可修改），右側「最近版本」列出本文件最近</w:t>
+      </w:r>
+      <w:r>
+        <w:t xml:space="preserve"> 5 </w:t>
+      </w:r>
+      <w:r>
+        <w:t>個已發布版本的版本號與發布日期，可供對照。</w:t>
       </w:r>
     </w:p>
     <w:p>
@@ -1050,9 +2404,11 @@
       <w:pPr>
         <w:pStyle w:val="2"/>
       </w:pPr>
+      <w:bookmarkStart w:id="8" w:name="_Toc243386820"/>
       <w:r>
         <w:t>四、上傳檔案</w:t>
       </w:r>
+      <w:bookmarkEnd w:id="8"/>
     </w:p>
     <w:p>
       <w:pPr>
@@ -1068,40 +2424,98 @@
         <w:t>一個檔案</w:t>
       </w:r>
       <w:r>
-        <w:t>，可上傳的格式與大小上限顯示於框內，預設為 PDF、Word、Excel、PowerPoint、JPG、PNG，單檔 50 MB。</w:t>
+        <w:t>，可上傳的格式與大小上限顯示於框內，預設為</w:t>
+      </w:r>
+      <w:r>
+        <w:t xml:space="preserve"> PDF</w:t>
+      </w:r>
+      <w:r>
+        <w:t>、</w:t>
+      </w:r>
+      <w:r>
+        <w:t>Word</w:t>
+      </w:r>
+      <w:r>
+        <w:t>、</w:t>
+      </w:r>
+      <w:r>
+        <w:t>Excel</w:t>
+      </w:r>
+      <w:r>
+        <w:t>、</w:t>
+      </w:r>
+      <w:r>
+        <w:t>PowerPoint</w:t>
+      </w:r>
+      <w:r>
+        <w:t>、</w:t>
+      </w:r>
+      <w:r>
+        <w:t>JPG</w:t>
+      </w:r>
+      <w:r>
+        <w:t>、</w:t>
+      </w:r>
+      <w:r>
+        <w:t>PNG</w:t>
+      </w:r>
+      <w:r>
+        <w:t>，單檔</w:t>
+      </w:r>
+      <w:r>
+        <w:t xml:space="preserve"> 50 MB</w:t>
+      </w:r>
+      <w:r>
+        <w:t>。</w:t>
       </w:r>
     </w:p>
     <w:p>
       <w:pPr>
+        <w:keepNext/>
         <w:ind w:firstLine="482"/>
       </w:pPr>
       <w:r>
-        <w:t>選擇 Word、Excel 或 PowerPoint 檔時，系統會先跳出「此檔案無法線上預覽」的確認視窗：</w:t>
+        <w:t>選擇</w:t>
+      </w:r>
+      <w:r>
+        <w:t xml:space="preserve"> Word</w:t>
+      </w:r>
+      <w:r>
+        <w:t>、</w:t>
+      </w:r>
+      <w:r>
+        <w:t xml:space="preserve">Excel </w:t>
+      </w:r>
+      <w:r>
+        <w:t>或</w:t>
+      </w:r>
+      <w:r>
+        <w:t xml:space="preserve"> PowerPoint </w:t>
+      </w:r>
+      <w:r>
+        <w:t>檔時，系統會先跳出「此檔案無法線上預覽」的確認視窗：</w:t>
       </w:r>
     </w:p>
     <w:tbl>
       <w:tblPr>
         <w:tblStyle w:val="aff2"/>
-        <w:tblW w:type="auto" w:w="0"/>
+        <w:tblW w:w="0" w:type="auto"/>
         <w:tblLayout w:type="fixed"/>
-        <w:tblLook w:firstColumn="1" w:firstRow="1" w:lastColumn="0" w:lastRow="0" w:noHBand="0" w:noVBand="1" w:val="04A0"/>
-        <w:tblLayout w:type="fixed"/>
+        <w:tblLook w:val="04A0" w:firstRow="1" w:lastRow="0" w:firstColumn="1" w:lastColumn="0" w:noHBand="0" w:noVBand="1"/>
       </w:tblPr>
       <w:tblGrid>
-        <w:gridCol w:w="4680"/>
-        <w:gridCol w:w="4680"/>
+        <w:gridCol w:w="1891"/>
+        <w:gridCol w:w="7469"/>
       </w:tblGrid>
       <w:tr>
         <w:tc>
           <w:tcPr>
-            <w:tcW w:type="dxa" w:w="1891"/>
+            <w:tcW w:w="1891" w:type="dxa"/>
           </w:tcPr>
           <w:p>
-            <w:r>
-              <w:rPr>
-                <w:b/>
-              </w:rPr>
-            </w:r>
+            <w:pPr>
+              <w:spacing w:before="60" w:after="60"/>
+            </w:pPr>
             <w:r>
               <w:rPr>
                 <w:b/>
@@ -1112,14 +2526,12 @@
         </w:tc>
         <w:tc>
           <w:tcPr>
-            <w:tcW w:type="dxa" w:w="7469"/>
+            <w:tcW w:w="7469" w:type="dxa"/>
           </w:tcPr>
           <w:p>
-            <w:r>
-              <w:rPr>
-                <w:b/>
-              </w:rPr>
-            </w:r>
+            <w:pPr>
+              <w:spacing w:before="60" w:after="60"/>
+            </w:pPr>
             <w:r>
               <w:rPr>
                 <w:b/>
@@ -1132,10 +2544,12 @@
       <w:tr>
         <w:tc>
           <w:tcPr>
-            <w:tcW w:type="dxa" w:w="1891"/>
+            <w:tcW w:w="1891" w:type="dxa"/>
           </w:tcPr>
           <w:p>
-            <w:r/>
+            <w:pPr>
+              <w:spacing w:before="60" w:after="60"/>
+            </w:pPr>
             <w:r>
               <w:t>仍使用此檔案</w:t>
             </w:r>
@@ -1143,10 +2557,12 @@
         </w:tc>
         <w:tc>
           <w:tcPr>
-            <w:tcW w:type="dxa" w:w="7469"/>
+            <w:tcW w:w="7469" w:type="dxa"/>
           </w:tcPr>
           <w:p>
-            <w:r/>
+            <w:pPr>
+              <w:spacing w:before="60" w:after="60"/>
+            </w:pPr>
             <w:r>
               <w:t>使用該檔，框下方持續顯示橘色提醒：此格式閱覽者僅能下載</w:t>
             </w:r>
@@ -1156,23 +2572,36 @@
       <w:tr>
         <w:tc>
           <w:tcPr>
-            <w:tcW w:type="dxa" w:w="1891"/>
+            <w:tcW w:w="1891" w:type="dxa"/>
           </w:tcPr>
           <w:p>
-            <w:r/>
+            <w:pPr>
+              <w:spacing w:before="60" w:after="60"/>
+            </w:pPr>
             <w:r>
-              <w:t>改傳其他檔案</w:t>
+              <w:t>改傳其他</w:t>
+            </w:r>
+            <w:r>
+              <w:t>檔案</w:t>
             </w:r>
           </w:p>
         </w:tc>
         <w:tc>
           <w:tcPr>
-            <w:tcW w:type="dxa" w:w="7469"/>
+            <w:tcW w:w="7469" w:type="dxa"/>
           </w:tcPr>
           <w:p>
-            <w:r/>
+            <w:pPr>
+              <w:spacing w:before="60" w:after="60"/>
+            </w:pPr>
             <w:r>
-              <w:t>取消選擇，可改傳 PDF 等可預覽的格式</w:t>
+              <w:t>取消選擇，可改傳</w:t>
+            </w:r>
+            <w:r>
+              <w:t xml:space="preserve"> PDF </w:t>
+            </w:r>
+            <w:r>
+              <w:t>等可預覽的格式</w:t>
             </w:r>
           </w:p>
         </w:tc>
@@ -1183,29 +2612,320 @@
         <w:ind w:firstLine="482"/>
       </w:pPr>
       <w:r>
-        <w:t>閱讀者在 DM07 文件詳細頁只能預覽 PDF 與圖片；Office 檔只能下載。希望讀者直接線上閱讀者，建議轉成 PDF 再上傳。</w:t>
+        <w:t>閱讀者在</w:t>
+      </w:r>
+      <w:r>
+        <w:t xml:space="preserve"> DM07 </w:t>
+      </w:r>
+      <w:r>
+        <w:t>文件詳細頁只能預覽</w:t>
+      </w:r>
+      <w:r>
+        <w:t xml:space="preserve"> PDF </w:t>
+      </w:r>
+      <w:r>
+        <w:t>與圖片；</w:t>
+      </w:r>
+      <w:r>
+        <w:t xml:space="preserve">Office </w:t>
+      </w:r>
+      <w:r>
+        <w:t>檔只能下載。希望讀者直接線上閱讀者，建議轉成</w:t>
+      </w:r>
+      <w:r>
+        <w:t xml:space="preserve"> PDF </w:t>
+      </w:r>
+      <w:r>
+        <w:t>再上傳。</w:t>
       </w:r>
     </w:p>
     <w:p>
       <w:pPr>
         <w:keepNext/>
         <w:spacing w:before="160" w:after="40"/>
-        <w:ind w:left="0" w:firstLine="0"/>
         <w:jc w:val="center"/>
       </w:pPr>
       <w:r>
+        <w:rPr>
+          <w:noProof/>
+        </w:rPr>
+        <w:lastRenderedPageBreak/>
         <w:drawing>
-          <wp:inline xmlns:a="http://schemas.openxmlformats.org/drawingml/2006/main" xmlns:pic="http://schemas.openxmlformats.org/drawingml/2006/picture">
-            <wp:extent cx="5580000" cy="1729800"/>
+          <wp:inline distT="0" distB="0" distL="0" distR="0">
+            <wp:extent cx="2700000" cy="837000"/>
+            <wp:effectExtent l="0" t="0" r="0" b="0"/>
             <wp:docPr id="2" name="Picture 2"/>
             <wp:cNvGraphicFramePr>
-              <a:graphicFrameLocks noChangeAspect="1"/>
+              <a:graphicFrameLocks xmlns:a="http://schemas.openxmlformats.org/drawingml/2006/main" noChangeAspect="1"/>
             </wp:cNvGraphicFramePr>
-            <a:graphic>
+            <a:graphic xmlns:a="http://schemas.openxmlformats.org/drawingml/2006/main">
               <a:graphicData uri="http://schemas.openxmlformats.org/drawingml/2006/picture">
-                <pic:pic>
+                <pic:pic xmlns:pic="http://schemas.openxmlformats.org/drawingml/2006/picture">
                   <pic:nvPicPr>
                     <pic:cNvPr id="0" name="dm08-02.png"/>
+                    <pic:cNvPicPr/>
+                  </pic:nvPicPr>
+                  <pic:blipFill>
+                    <a:blip r:embed="rId9"/>
+                    <a:stretch>
+                      <a:fillRect/>
+                    </a:stretch>
+                  </pic:blipFill>
+                  <pic:spPr>
+                    <a:xfrm>
+                      <a:off x="0" y="0"/>
+                      <a:ext cx="2700000" cy="837000"/>
+                    </a:xfrm>
+                    <a:prstGeom prst="rect">
+                      <a:avLst/>
+                    </a:prstGeom>
+                  </pic:spPr>
+                </pic:pic>
+              </a:graphicData>
+            </a:graphic>
+          </wp:inline>
+        </w:drawing>
+      </w:r>
+    </w:p>
+    <w:p>
+      <w:pPr>
+        <w:spacing w:after="160"/>
+        <w:jc w:val="center"/>
+      </w:pPr>
+      <w:r>
+        <w:rPr>
+          <w:color w:val="404040"/>
+          <w:sz w:val="20"/>
+        </w:rPr>
+        <w:t>選擇</w:t>
+      </w:r>
+      <w:r>
+        <w:rPr>
+          <w:color w:val="404040"/>
+          <w:sz w:val="20"/>
+        </w:rPr>
+        <w:t xml:space="preserve"> Word </w:t>
+      </w:r>
+      <w:r>
+        <w:rPr>
+          <w:color w:val="404040"/>
+          <w:sz w:val="20"/>
+        </w:rPr>
+        <w:t>檔時跳出確認視窗，可選「仍使用此檔案」或「改傳其他檔案」</w:t>
+      </w:r>
+    </w:p>
+    <w:p>
+      <w:pPr>
+        <w:pStyle w:val="2"/>
+      </w:pPr>
+      <w:bookmarkStart w:id="9" w:name="_Toc243386821"/>
+      <w:r>
+        <w:t>五、送交簽核</w:t>
+      </w:r>
+      <w:bookmarkEnd w:id="9"/>
+    </w:p>
+    <w:p>
+      <w:pPr>
+        <w:pStyle w:val="af1"/>
+        <w:numPr>
+          <w:ilvl w:val="0"/>
+          <w:numId w:val="3"/>
+        </w:numPr>
+      </w:pPr>
+      <w:r>
+        <w:t>於右側「指定審核者」選擇一位審核者。名單為具審核者角色且帳號可正常登入者，不含本人；停用或鎖定中的帳號不列入</w:t>
+      </w:r>
+    </w:p>
+    <w:p>
+      <w:pPr>
+        <w:pStyle w:val="af1"/>
+        <w:numPr>
+          <w:ilvl w:val="0"/>
+          <w:numId w:val="3"/>
+        </w:numPr>
+      </w:pPr>
+      <w:r>
+        <w:t>按「送交簽核」</w:t>
+      </w:r>
+    </w:p>
+    <w:p>
+      <w:pPr>
+        <w:ind w:firstLine="482"/>
+      </w:pPr>
+      <w:r>
+        <w:t>送出後顯示「已送交簽核」。審核者於</w:t>
+      </w:r>
+      <w:r>
+        <w:t xml:space="preserve"> DM02 </w:t>
+      </w:r>
+      <w:r>
+        <w:t>簽核中心即可看到此送審；撰寫者可於</w:t>
+      </w:r>
+      <w:r>
+        <w:t xml:space="preserve"> DM04 </w:t>
+      </w:r>
+      <w:r>
+        <w:t>個人專區追蹤結果。</w:t>
+      </w:r>
+    </w:p>
+    <w:p>
+      <w:pPr>
+        <w:ind w:firstLine="482"/>
+      </w:pPr>
+      <w:r>
+        <w:t>送交簽核時才完整檢查必填欄位：文件名稱、分類、關聯作業項目（系統操作手冊）、可見對象（訓練教材除外）、版本號、摘要、檔案與指定審核者，缺少者會標示於該欄位。</w:t>
+      </w:r>
+    </w:p>
+    <w:p>
+      <w:pPr>
+        <w:ind w:firstLine="482"/>
+      </w:pPr>
+      <w:r>
+        <w:t>必填欄位齊全後，系統會先保存內容再檢核送審條件。因版本號重複、關聯作業項目已有已發布手冊等原因被擋下時，內容已存為草稿：可直接在同一頁修正後再按「送交簽核」，系統會更新同一份草稿再送出，不會多出另一份草稿。此時若離開本頁，會跳出「尚未儲存」視窗，按「離開不儲存」即可，內容仍保留於</w:t>
+      </w:r>
+      <w:r>
+        <w:t xml:space="preserve"> DM04 </w:t>
+      </w:r>
+      <w:r>
+        <w:t>個人專區「草稿匣」，可按「繼續編輯」續編。</w:t>
+      </w:r>
+    </w:p>
+    <w:p>
+      <w:pPr>
+        <w:ind w:firstLine="482"/>
+      </w:pPr>
+      <w:r>
+        <w:t>送審期間，該文件</w:t>
+      </w:r>
+      <w:r>
+        <w:t>的「編輯新版本」與「廢止此文件」暫停使用；送審結果出來（核准、退回）或撤回後即恢復。退回的送審會回到撰寫者的草稿匣，修改後可再次送審。</w:t>
+      </w:r>
+    </w:p>
+    <w:p>
+      <w:pPr>
+        <w:pStyle w:val="2"/>
+      </w:pPr>
+      <w:bookmarkStart w:id="10" w:name="_Toc243386822"/>
+      <w:r>
+        <w:t>六、儲存為草稿</w:t>
+      </w:r>
+      <w:bookmarkEnd w:id="10"/>
+    </w:p>
+    <w:p>
+      <w:pPr>
+        <w:ind w:firstLine="482"/>
+      </w:pPr>
+      <w:r>
+        <w:t>尚未完成者，按「儲存為草稿」保存目前內容，顯示「已儲存為草稿」。之後於</w:t>
+      </w:r>
+      <w:r>
+        <w:t xml:space="preserve"> DM04 </w:t>
+      </w:r>
+      <w:r>
+        <w:t>個人專區的「草稿匣」按「繼續編輯」接續。</w:t>
+      </w:r>
+    </w:p>
+    <w:p>
+      <w:pPr>
+        <w:pStyle w:val="af0"/>
+        <w:numPr>
+          <w:ilvl w:val="0"/>
+          <w:numId w:val="37"/>
+        </w:numPr>
+      </w:pPr>
+      <w:r>
+        <w:t>存草稿時</w:t>
+      </w:r>
+      <w:r>
+        <w:rPr>
+          <w:b/>
+        </w:rPr>
+        <w:t>只有「分類」必填</w:t>
+      </w:r>
+      <w:r>
+        <w:t>，其他欄位可留空，也可先不附檔</w:t>
+      </w:r>
+    </w:p>
+    <w:p>
+      <w:pPr>
+        <w:pStyle w:val="af0"/>
+        <w:numPr>
+          <w:ilvl w:val="0"/>
+          <w:numId w:val="37"/>
+        </w:numPr>
+      </w:pPr>
+      <w:r>
+        <w:t>新文件存草稿當下即配發文件編號（</w:t>
+      </w:r>
+      <w:r>
+        <w:t>DOC_ID</w:t>
+      </w:r>
+      <w:r>
+        <w:t>），之後不會改變</w:t>
+      </w:r>
+    </w:p>
+    <w:p>
+      <w:pPr>
+        <w:pStyle w:val="af0"/>
+        <w:numPr>
+          <w:ilvl w:val="0"/>
+          <w:numId w:val="37"/>
+        </w:numPr>
+      </w:pPr>
+      <w:r>
+        <w:t>每位撰寫者對同一份文件</w:t>
+      </w:r>
+      <w:r>
+        <w:rPr>
+          <w:b/>
+        </w:rPr>
+        <w:t>只能有一份</w:t>
+      </w:r>
+      <w:r>
+        <w:t>未送審的草稿；已有草稿時，</w:t>
+      </w:r>
+      <w:r>
+        <w:t xml:space="preserve">DM07 </w:t>
+      </w:r>
+      <w:r>
+        <w:t>的「編輯新版本」呈灰色，請改從草稿匣續編</w:t>
+      </w:r>
+    </w:p>
+    <w:p>
+      <w:pPr>
+        <w:ind w:firstLine="482"/>
+      </w:pPr>
+      <w:r>
+        <w:t>續編時，</w:t>
+      </w:r>
+      <w:r>
+        <w:t>版本號與摘要欄帶入上次草稿的內容，欄位下方提示「此為上次草稿內容，送審前請確認反映本次變更」。</w:t>
+      </w:r>
+    </w:p>
+    <w:p>
+      <w:pPr>
+        <w:keepNext/>
+        <w:spacing w:before="160" w:after="40"/>
+        <w:jc w:val="center"/>
+      </w:pPr>
+      <w:r>
+        <w:rPr>
+          <w:noProof/>
+        </w:rPr>
+        <w:lastRenderedPageBreak/>
+        <w:drawing>
+          <wp:inline distT="0" distB="0" distL="0" distR="0">
+            <wp:extent cx="5580000" cy="4311000"/>
+            <wp:effectExtent l="0" t="0" r="0" b="0"/>
+            <wp:docPr id="3" name="Picture 3"/>
+            <wp:cNvGraphicFramePr>
+              <a:graphicFrameLocks xmlns:a="http://schemas.openxmlformats.org/drawingml/2006/main" noChangeAspect="1"/>
+            </wp:cNvGraphicFramePr>
+            <a:graphic xmlns:a="http://schemas.openxmlformats.org/drawingml/2006/main">
+              <a:graphicData uri="http://schemas.openxmlformats.org/drawingml/2006/picture">
+                <pic:pic xmlns:pic="http://schemas.openxmlformats.org/drawingml/2006/picture">
+                  <pic:nvPicPr>
+                    <pic:cNvPr id="0" name="dm08-03.png"/>
                     <pic:cNvPicPr/>
                   </pic:nvPicPr>
                   <pic:blipFill>
@@ -1217,9 +2937,11 @@
                   <pic:spPr>
                     <a:xfrm>
                       <a:off x="0" y="0"/>
-                      <a:ext cx="5580000" cy="1729800"/>
+                      <a:ext cx="5580000" cy="4311000"/>
                     </a:xfrm>
-                    <a:prstGeom prst="rect"/>
+                    <a:prstGeom prst="rect">
+                      <a:avLst/>
+                    </a:prstGeom>
                   </pic:spPr>
                 </pic:pic>
               </a:graphicData>
@@ -1231,205 +2953,6 @@
     <w:p>
       <w:pPr>
         <w:spacing w:after="160"/>
-        <w:ind w:firstLine="0"/>
-        <w:jc w:val="center"/>
-      </w:pPr>
-      <w:r>
-        <w:rPr>
-          <w:color w:val="404040"/>
-          <w:sz w:val="20"/>
-        </w:rPr>
-        <w:t>選擇 Word 檔時跳出確認視窗，可選「仍使用此檔案」或「改傳其他檔案」</w:t>
-      </w:r>
-    </w:p>
-    <w:p>
-      <w:pPr>
-        <w:pStyle w:val="2"/>
-      </w:pPr>
-      <w:r>
-        <w:t>五、送交簽核</w:t>
-      </w:r>
-    </w:p>
-    <w:p>
-      <w:pPr>
-        <w:pStyle w:val="af1"/>
-        <w:numPr>
-          <w:ilvl w:val="0"/>
-          <w:numId w:val="3"/>
-        </w:numPr>
-      </w:pPr>
-      <w:r>
-        <w:t>於右側「指定審核者」選擇一位審核者。名單為具審核者角色且帳號可正常登入者，不含本人；停用或鎖定中的帳號不列入</w:t>
-      </w:r>
-    </w:p>
-    <w:p>
-      <w:pPr>
-        <w:pStyle w:val="af1"/>
-        <w:numPr>
-          <w:ilvl w:val="0"/>
-          <w:numId w:val="3"/>
-        </w:numPr>
-      </w:pPr>
-      <w:r>
-        <w:t>按「送交簽核」</w:t>
-      </w:r>
-    </w:p>
-    <w:p>
-      <w:pPr>
-        <w:ind w:firstLine="482"/>
-      </w:pPr>
-      <w:r>
-        <w:t>送出後顯示「已送交簽核」。審核者於 DM02 簽核中心即可看到此送審；撰寫者可於 DM04 個人專區追蹤結果。</w:t>
-      </w:r>
-    </w:p>
-    <w:p>
-      <w:pPr>
-        <w:ind w:firstLine="482"/>
-      </w:pPr>
-      <w:r>
-        <w:t>送交簽核時才完整檢查必填欄位：文件名稱、分類、關聯作業項目（系統操作手冊）、可見對象（訓練教材除外）、版本號、摘要、檔案與指定審核者，缺少者會標示於該欄位。</w:t>
-      </w:r>
-    </w:p>
-    <w:p>
-      <w:pPr>
-        <w:ind w:firstLine="482"/>
-      </w:pPr>
-      <w:r>
-        <w:t>必填欄位齊全後，系統會先保存內容再檢核送審條件。因版本號重複、關聯作業項目已有已發布手冊等原因被擋下時，內容已存為草稿：可直接在同一頁修正後再按「送交簽核」，系統會更新同一份草稿再送出，不會多出另一份草稿。此時若離開本頁，會跳出「尚未儲存」視窗，按「離開不儲存」即可，內容仍保留於 DM04 個人專區「草稿匣」，可按「繼續編輯」續編。</w:t>
-      </w:r>
-    </w:p>
-    <w:p>
-      <w:pPr>
-        <w:ind w:firstLine="482"/>
-      </w:pPr>
-      <w:r>
-        <w:t>送審期間，該文件的「編輯新版本」與「廢止此文件」暫停使用；送審結果出來（核准、退回）或撤回後即恢復。退回的送審會回到撰寫者的草稿匣，修改後可再次送審。</w:t>
-      </w:r>
-    </w:p>
-    <w:p>
-      <w:pPr>
-        <w:pStyle w:val="2"/>
-      </w:pPr>
-      <w:r>
-        <w:t>六、儲存為草稿</w:t>
-      </w:r>
-    </w:p>
-    <w:p>
-      <w:pPr>
-        <w:ind w:firstLine="482"/>
-      </w:pPr>
-      <w:r>
-        <w:t>尚未完成者，按「儲存為草稿」保存目前內容，顯示「已儲存為草稿」。之後於 DM04 個人專區的「草稿匣」按「繼續編輯」接續。</w:t>
-      </w:r>
-    </w:p>
-    <w:p>
-      <w:pPr>
-        <w:pStyle w:val="af0"/>
-        <w:numPr>
-          <w:ilvl w:val="0"/>
-          <w:numId w:val="900"/>
-        </w:numPr>
-      </w:pPr>
-      <w:r>
-        <w:t>存草稿時</w:t>
-      </w:r>
-      <w:r>
-        <w:rPr>
-          <w:b/>
-        </w:rPr>
-        <w:t>只有「分類」必填</w:t>
-      </w:r>
-      <w:r>
-        <w:t>，其他欄位可留空，也可先不附檔</w:t>
-      </w:r>
-    </w:p>
-    <w:p>
-      <w:pPr>
-        <w:pStyle w:val="af0"/>
-        <w:numPr>
-          <w:ilvl w:val="0"/>
-          <w:numId w:val="900"/>
-        </w:numPr>
-      </w:pPr>
-      <w:r>
-        <w:t>新文件存草稿當下即配發文件編號（DOC_ID），之後不會改變</w:t>
-      </w:r>
-    </w:p>
-    <w:p>
-      <w:pPr>
-        <w:pStyle w:val="af0"/>
-        <w:numPr>
-          <w:ilvl w:val="0"/>
-          <w:numId w:val="900"/>
-        </w:numPr>
-      </w:pPr>
-      <w:r>
-        <w:t>每位撰寫者對同一份文件</w:t>
-      </w:r>
-      <w:r>
-        <w:rPr>
-          <w:b/>
-        </w:rPr>
-        <w:t>只能有一份</w:t>
-      </w:r>
-      <w:r>
-        <w:t>未送審的草稿；已有草稿時，DM07 的「編輯新版本」呈灰色，請改從草稿匣續編</w:t>
-      </w:r>
-    </w:p>
-    <w:p>
-      <w:pPr>
-        <w:ind w:firstLine="482"/>
-      </w:pPr>
-      <w:r>
-        <w:t>續編時，版本號與摘要欄帶入上次草稿的內容，欄位下方提示「此為上次草稿內容，送審前請確認反映本次變更」。</w:t>
-      </w:r>
-    </w:p>
-    <w:p>
-      <w:pPr>
-        <w:keepNext/>
-        <w:spacing w:before="160" w:after="40"/>
-        <w:ind w:left="0" w:firstLine="0"/>
-        <w:jc w:val="center"/>
-      </w:pPr>
-      <w:r>
-        <w:drawing>
-          <wp:inline xmlns:a="http://schemas.openxmlformats.org/drawingml/2006/main" xmlns:pic="http://schemas.openxmlformats.org/drawingml/2006/picture">
-            <wp:extent cx="5580000" cy="4311000"/>
-            <wp:docPr id="3" name="Picture 3"/>
-            <wp:cNvGraphicFramePr>
-              <a:graphicFrameLocks noChangeAspect="1"/>
-            </wp:cNvGraphicFramePr>
-            <a:graphic>
-              <a:graphicData uri="http://schemas.openxmlformats.org/drawingml/2006/picture">
-                <pic:pic>
-                  <pic:nvPicPr>
-                    <pic:cNvPr id="0" name="dm08-03.png"/>
-                    <pic:cNvPicPr/>
-                  </pic:nvPicPr>
-                  <pic:blipFill>
-                    <a:blip r:embed="rId11"/>
-                    <a:stretch>
-                      <a:fillRect/>
-                    </a:stretch>
-                  </pic:blipFill>
-                  <pic:spPr>
-                    <a:xfrm>
-                      <a:off x="0" y="0"/>
-                      <a:ext cx="5580000" cy="4311000"/>
-                    </a:xfrm>
-                    <a:prstGeom prst="rect"/>
-                  </pic:spPr>
-                </pic:pic>
-              </a:graphicData>
-            </a:graphic>
-          </wp:inline>
-        </w:drawing>
-      </w:r>
-    </w:p>
-    <w:p>
-      <w:pPr>
-        <w:spacing w:after="160"/>
-        <w:ind w:firstLine="0"/>
         <w:jc w:val="center"/>
       </w:pPr>
       <w:r>
@@ -1444,9 +2967,11 @@
       <w:pPr>
         <w:pStyle w:val="2"/>
       </w:pPr>
+      <w:bookmarkStart w:id="11" w:name="_Toc243386823"/>
       <w:r>
         <w:t>七、取消與離開</w:t>
       </w:r>
+      <w:bookmarkEnd w:id="11"/>
     </w:p>
     <w:p>
       <w:pPr>
@@ -1460,41 +2985,43 @@
       <w:pPr>
         <w:pStyle w:val="1"/>
       </w:pPr>
-      <w:r>
+      <w:bookmarkStart w:id="12" w:name="_Toc243386824"/>
+      <w:r>
+        <w:lastRenderedPageBreak/>
         <w:t>參、常見訊息與處置</w:t>
       </w:r>
+      <w:bookmarkEnd w:id="12"/>
     </w:p>
     <w:p>
       <w:pPr>
         <w:pStyle w:val="2"/>
       </w:pPr>
+      <w:bookmarkStart w:id="13" w:name="_Toc243386825"/>
       <w:r>
         <w:t>一、被擋下（動作沒有完成）</w:t>
       </w:r>
+      <w:bookmarkEnd w:id="13"/>
     </w:p>
     <w:tbl>
       <w:tblPr>
         <w:tblStyle w:val="aff2"/>
-        <w:tblW w:type="auto" w:w="0"/>
+        <w:tblW w:w="0" w:type="auto"/>
         <w:tblLayout w:type="fixed"/>
-        <w:tblLook w:firstColumn="1" w:firstRow="1" w:lastColumn="0" w:lastRow="0" w:noHBand="0" w:noVBand="1" w:val="04A0"/>
-        <w:tblLayout w:type="fixed"/>
+        <w:tblLook w:val="04A0" w:firstRow="1" w:lastRow="0" w:firstColumn="1" w:lastColumn="0" w:noHBand="0" w:noVBand="1"/>
       </w:tblPr>
       <w:tblGrid>
-        <w:gridCol w:w="4680"/>
-        <w:gridCol w:w="4680"/>
+        <w:gridCol w:w="4700"/>
+        <w:gridCol w:w="4660"/>
       </w:tblGrid>
       <w:tr>
         <w:tc>
           <w:tcPr>
-            <w:tcW w:type="dxa" w:w="4700"/>
+            <w:tcW w:w="4700" w:type="dxa"/>
           </w:tcPr>
           <w:p>
-            <w:r>
-              <w:rPr>
-                <w:b/>
-              </w:rPr>
-            </w:r>
+            <w:pPr>
+              <w:spacing w:before="60" w:after="60"/>
+            </w:pPr>
             <w:r>
               <w:rPr>
                 <w:b/>
@@ -1505,14 +3032,12 @@
         </w:tc>
         <w:tc>
           <w:tcPr>
-            <w:tcW w:type="dxa" w:w="4660"/>
+            <w:tcW w:w="4660" w:type="dxa"/>
           </w:tcPr>
           <w:p>
-            <w:r>
-              <w:rPr>
-                <w:b/>
-              </w:rPr>
-            </w:r>
+            <w:pPr>
+              <w:spacing w:before="60" w:after="60"/>
+            </w:pPr>
             <w:r>
               <w:rPr>
                 <w:b/>
@@ -1525,10 +3050,12 @@
       <w:tr>
         <w:tc>
           <w:tcPr>
-            <w:tcW w:type="dxa" w:w="4700"/>
+            <w:tcW w:w="4700" w:type="dxa"/>
           </w:tcPr>
           <w:p>
-            <w:r/>
+            <w:pPr>
+              <w:spacing w:before="60" w:after="60"/>
+            </w:pPr>
             <w:r>
               <w:t>欄位下方顯示「請輸入文件名稱」「請選擇分類」「請輸入版本號」「請輸入變更摘要」「請指定審核者」「請選擇要上傳的檔案」等</w:t>
             </w:r>
@@ -1536,10 +3063,12 @@
         </w:tc>
         <w:tc>
           <w:tcPr>
-            <w:tcW w:type="dxa" w:w="4660"/>
+            <w:tcW w:w="4660" w:type="dxa"/>
           </w:tcPr>
           <w:p>
-            <w:r/>
+            <w:pPr>
+              <w:spacing w:before="60" w:after="60"/>
+            </w:pPr>
             <w:r>
               <w:t>補填該欄後再送出。存草稿時只需選分類</w:t>
             </w:r>
@@ -1549,21 +3078,31 @@
       <w:tr>
         <w:tc>
           <w:tcPr>
-            <w:tcW w:type="dxa" w:w="4700"/>
+            <w:tcW w:w="4700" w:type="dxa"/>
           </w:tcPr>
           <w:p>
-            <w:r/>
+            <w:pPr>
+              <w:spacing w:before="60" w:after="60"/>
+            </w:pPr>
             <w:r>
-              <w:t>「請至少指定 1 組可見對象」，或某列的「單位」「職位」欄標為紅框</w:t>
+              <w:t>「請至少指定</w:t>
+            </w:r>
+            <w:r>
+              <w:t xml:space="preserve"> 1 </w:t>
+            </w:r>
+            <w:r>
+              <w:t>組可見對象」，或某列的「單位」「職位」欄標為紅框</w:t>
             </w:r>
           </w:p>
         </w:tc>
         <w:tc>
           <w:tcPr>
-            <w:tcW w:type="dxa" w:w="4660"/>
+            <w:tcW w:w="4660" w:type="dxa"/>
           </w:tcPr>
           <w:p>
-            <w:r/>
+            <w:pPr>
+              <w:spacing w:before="60" w:after="60"/>
+            </w:pPr>
             <w:r>
               <w:t>至少設一組完整的「單位＋職位」，紅框的欄位補選即可；不需要的空白列可按垃圾桶移除</w:t>
             </w:r>
@@ -1573,10 +3112,12 @@
       <w:tr>
         <w:tc>
           <w:tcPr>
-            <w:tcW w:type="dxa" w:w="4700"/>
+            <w:tcW w:w="4700" w:type="dxa"/>
           </w:tcPr>
           <w:p>
-            <w:r/>
+            <w:pPr>
+              <w:spacing w:before="60" w:after="60"/>
+            </w:pPr>
             <w:r>
               <w:t>「請選擇關聯作業項目」</w:t>
             </w:r>
@@ -1584,10 +3125,12 @@
         </w:tc>
         <w:tc>
           <w:tcPr>
-            <w:tcW w:type="dxa" w:w="4660"/>
+            <w:tcW w:w="4660" w:type="dxa"/>
           </w:tcPr>
           <w:p>
-            <w:r/>
+            <w:pPr>
+              <w:spacing w:before="60" w:after="60"/>
+            </w:pPr>
             <w:r>
               <w:t>系統操作手冊須選擇對應的作業項目</w:t>
             </w:r>
@@ -1597,10 +3140,12 @@
       <w:tr>
         <w:tc>
           <w:tcPr>
-            <w:tcW w:type="dxa" w:w="4700"/>
+            <w:tcW w:w="4700" w:type="dxa"/>
           </w:tcPr>
           <w:p>
-            <w:r/>
+            <w:pPr>
+              <w:spacing w:before="60" w:after="60"/>
+            </w:pPr>
             <w:r>
               <w:t>「此關聯作業項目已有對應之已發布手冊」</w:t>
             </w:r>
@@ -1608,12 +3153,17 @@
         </w:tc>
         <w:tc>
           <w:tcPr>
-            <w:tcW w:type="dxa" w:w="4660"/>
+            <w:tcW w:w="4660" w:type="dxa"/>
           </w:tcPr>
           <w:p>
-            <w:r/>
+            <w:pPr>
+              <w:spacing w:before="60" w:after="60"/>
+            </w:pPr>
             <w:r>
-              <w:t>該作業已有一份發布中（或廢止申請簽核中）的手冊。要更新該手冊，請至該手冊的詳細頁「編輯新版本」；否則改選其他作業項目</w:t>
+              <w:t>該作業已有一份發布中（或廢止申請簽核中）的手冊。要更新該手冊，請至該手冊的詳細頁「編輯新版本」；否則</w:t>
+            </w:r>
+            <w:r>
+              <w:t>改選其他作業項目</w:t>
             </w:r>
           </w:p>
         </w:tc>
@@ -1621,10 +3171,12 @@
       <w:tr>
         <w:tc>
           <w:tcPr>
-            <w:tcW w:type="dxa" w:w="4700"/>
+            <w:tcW w:w="4700" w:type="dxa"/>
           </w:tcPr>
           <w:p>
-            <w:r/>
+            <w:pPr>
+              <w:spacing w:before="60" w:after="60"/>
+            </w:pPr>
             <w:r>
               <w:t>「版本號與本文件已發布版本重複」</w:t>
             </w:r>
@@ -1632,10 +3184,12 @@
         </w:tc>
         <w:tc>
           <w:tcPr>
-            <w:tcW w:type="dxa" w:w="4660"/>
+            <w:tcW w:w="4660" w:type="dxa"/>
           </w:tcPr>
           <w:p>
-            <w:r/>
+            <w:pPr>
+              <w:spacing w:before="60" w:after="60"/>
+            </w:pPr>
             <w:r>
               <w:t>改用一個未用過的版本號，可參考右側「最近版本」</w:t>
             </w:r>
@@ -1645,10 +3199,12 @@
       <w:tr>
         <w:tc>
           <w:tcPr>
-            <w:tcW w:type="dxa" w:w="4700"/>
+            <w:tcW w:w="4700" w:type="dxa"/>
           </w:tcPr>
           <w:p>
-            <w:r/>
+            <w:pPr>
+              <w:spacing w:before="60" w:after="60"/>
+            </w:pPr>
             <w:r>
               <w:t>「檔案大小超過上限」</w:t>
             </w:r>
@@ -1656,10 +3212,12 @@
         </w:tc>
         <w:tc>
           <w:tcPr>
-            <w:tcW w:type="dxa" w:w="4660"/>
+            <w:tcW w:w="4660" w:type="dxa"/>
           </w:tcPr>
           <w:p>
-            <w:r/>
+            <w:pPr>
+              <w:spacing w:before="60" w:after="60"/>
+            </w:pPr>
             <w:r>
               <w:t>檔案超過上傳框內顯示的上限，請壓縮或拆分後再上傳</w:t>
             </w:r>
@@ -1669,10 +3227,12 @@
       <w:tr>
         <w:tc>
           <w:tcPr>
-            <w:tcW w:type="dxa" w:w="4700"/>
+            <w:tcW w:w="4700" w:type="dxa"/>
           </w:tcPr>
           <w:p>
-            <w:r/>
+            <w:pPr>
+              <w:spacing w:before="60" w:after="60"/>
+            </w:pPr>
             <w:r>
               <w:t>「不支援的檔案格式」或「檔案內容與副檔名不符」</w:t>
             </w:r>
@@ -1680,10 +3240,12 @@
         </w:tc>
         <w:tc>
           <w:tcPr>
-            <w:tcW w:type="dxa" w:w="4660"/>
+            <w:tcW w:w="4660" w:type="dxa"/>
           </w:tcPr>
           <w:p>
-            <w:r/>
+            <w:pPr>
+              <w:spacing w:before="60" w:after="60"/>
+            </w:pPr>
             <w:r>
               <w:t>改傳上傳框內列出的格式；檔案若是改過副檔名，請以原本的應用程式另存為正確格式</w:t>
             </w:r>
@@ -1693,21 +3255,31 @@
       <w:tr>
         <w:tc>
           <w:tcPr>
-            <w:tcW w:type="dxa" w:w="4700"/>
+            <w:tcW w:w="4700" w:type="dxa"/>
           </w:tcPr>
           <w:p>
-            <w:r/>
+            <w:pPr>
+              <w:spacing w:before="60" w:after="60"/>
+            </w:pPr>
             <w:r>
-              <w:t>「檔名過長（上限 255 字元），請縮短檔名後再上傳」</w:t>
+              <w:t>「檔名過長（上限</w:t>
+            </w:r>
+            <w:r>
+              <w:t xml:space="preserve"> 255 </w:t>
+            </w:r>
+            <w:r>
+              <w:t>字元），請縮短檔名後再上傳」</w:t>
             </w:r>
           </w:p>
         </w:tc>
         <w:tc>
           <w:tcPr>
-            <w:tcW w:type="dxa" w:w="4660"/>
+            <w:tcW w:w="4660" w:type="dxa"/>
           </w:tcPr>
           <w:p>
-            <w:r/>
+            <w:pPr>
+              <w:spacing w:before="60" w:after="60"/>
+            </w:pPr>
             <w:r>
               <w:t>將檔案改為較短的檔名後重新選擇</w:t>
             </w:r>
@@ -1717,10 +3289,12 @@
       <w:tr>
         <w:tc>
           <w:tcPr>
-            <w:tcW w:type="dxa" w:w="4700"/>
+            <w:tcW w:w="4700" w:type="dxa"/>
           </w:tcPr>
           <w:p>
-            <w:r/>
+            <w:pPr>
+              <w:spacing w:before="60" w:after="60"/>
+            </w:pPr>
             <w:r>
               <w:t>「檢索標籤無效或已停用」「可見對象無效或已停用」「可見對象之單位無效或已停用」</w:t>
             </w:r>
@@ -1728,10 +3302,12 @@
         </w:tc>
         <w:tc>
           <w:tcPr>
-            <w:tcW w:type="dxa" w:w="4660"/>
+            <w:tcW w:w="4660" w:type="dxa"/>
           </w:tcPr>
           <w:p>
-            <w:r/>
+            <w:pPr>
+              <w:spacing w:before="60" w:after="60"/>
+            </w:pPr>
             <w:r>
               <w:t>所選標籤已由管理者停用，欄位中標示為「（已停用）」。移除該標籤，必要時改選其他標籤後再送出</w:t>
             </w:r>
@@ -1741,10 +3317,12 @@
       <w:tr>
         <w:tc>
           <w:tcPr>
-            <w:tcW w:type="dxa" w:w="4700"/>
+            <w:tcW w:w="4700" w:type="dxa"/>
           </w:tcPr>
           <w:p>
-            <w:r/>
+            <w:pPr>
+              <w:spacing w:before="60" w:after="60"/>
+            </w:pPr>
             <w:r>
               <w:t>「您已有此文件之未送簽草稿版本，請續編既有草稿」</w:t>
             </w:r>
@@ -1752,12 +3330,20 @@
         </w:tc>
         <w:tc>
           <w:tcPr>
-            <w:tcW w:type="dxa" w:w="4660"/>
+            <w:tcW w:w="4660" w:type="dxa"/>
           </w:tcPr>
           <w:p>
-            <w:r/>
+            <w:pPr>
+              <w:spacing w:before="60" w:after="60"/>
+            </w:pPr>
             <w:r>
-              <w:t>本人已有此文件的草稿，請至 DM04 個人專區「草稿匣」續編</w:t>
+              <w:t>本人已有此文件的草稿，請至</w:t>
+            </w:r>
+            <w:r>
+              <w:t xml:space="preserve"> DM04 </w:t>
+            </w:r>
+            <w:r>
+              <w:t>個人專區「草稿匣」續編</w:t>
             </w:r>
           </w:p>
         </w:tc>
@@ -1765,10 +3351,12 @@
       <w:tr>
         <w:tc>
           <w:tcPr>
-            <w:tcW w:type="dxa" w:w="4700"/>
+            <w:tcW w:w="4700" w:type="dxa"/>
           </w:tcPr>
           <w:p>
-            <w:r/>
+            <w:pPr>
+              <w:spacing w:before="60" w:after="60"/>
+            </w:pPr>
             <w:r>
               <w:t>「此文件已有進行中之送審，無法同時送出另一種送審」</w:t>
             </w:r>
@@ -1776,10 +3364,12 @@
         </w:tc>
         <w:tc>
           <w:tcPr>
-            <w:tcW w:type="dxa" w:w="4660"/>
+            <w:tcW w:w="4660" w:type="dxa"/>
           </w:tcPr>
           <w:p>
-            <w:r/>
+            <w:pPr>
+              <w:spacing w:before="60" w:after="60"/>
+            </w:pPr>
             <w:r>
               <w:t>此文件已有新版本或廢止申請在送審中，待該送審結束後再送</w:t>
             </w:r>
@@ -1789,10 +3379,12 @@
       <w:tr>
         <w:tc>
           <w:tcPr>
-            <w:tcW w:type="dxa" w:w="4700"/>
+            <w:tcW w:w="4700" w:type="dxa"/>
           </w:tcPr>
           <w:p>
-            <w:r/>
+            <w:pPr>
+              <w:spacing w:before="60" w:after="60"/>
+            </w:pPr>
             <w:r>
               <w:t>「此文件廢止待簽核，無法上傳新版本」</w:t>
             </w:r>
@@ -1800,10 +3392,12 @@
         </w:tc>
         <w:tc>
           <w:tcPr>
-            <w:tcW w:type="dxa" w:w="4660"/>
+            <w:tcW w:w="4660" w:type="dxa"/>
           </w:tcPr>
           <w:p>
-            <w:r/>
+            <w:pPr>
+              <w:spacing w:before="60" w:after="60"/>
+            </w:pPr>
             <w:r>
               <w:t>此文件正在申請廢止，無法同時上傳新版本</w:t>
             </w:r>
@@ -1813,23 +3407,36 @@
       <w:tr>
         <w:tc>
           <w:tcPr>
-            <w:tcW w:type="dxa" w:w="4700"/>
+            <w:tcW w:w="4700" w:type="dxa"/>
           </w:tcPr>
           <w:p>
-            <w:r/>
+            <w:pPr>
+              <w:spacing w:before="60" w:after="60"/>
+            </w:pPr>
             <w:r>
-              <w:t>草稿匣的「繼續編輯」呈灰色，提示「此文件已被廢止，無法繼續編輯，請刪除此草稿」</w:t>
+              <w:t>草稿匣的「繼續編輯」呈灰色，提示「此</w:t>
+            </w:r>
+            <w:r>
+              <w:lastRenderedPageBreak/>
+              <w:t>文件已被廢止，無法繼續編輯，請刪除此草稿」</w:t>
             </w:r>
           </w:p>
         </w:tc>
         <w:tc>
           <w:tcPr>
-            <w:tcW w:type="dxa" w:w="4660"/>
+            <w:tcW w:w="4660" w:type="dxa"/>
           </w:tcPr>
           <w:p>
-            <w:r/>
+            <w:pPr>
+              <w:spacing w:before="60" w:after="60"/>
+            </w:pPr>
             <w:r>
-              <w:t>草稿所屬的文件已廢止，請於草稿匣刪除此草稿</w:t>
+              <w:lastRenderedPageBreak/>
+              <w:t>草稿所屬的文件已廢止，請於草稿匣刪除</w:t>
+            </w:r>
+            <w:r>
+              <w:lastRenderedPageBreak/>
+              <w:t>此草稿</w:t>
             </w:r>
           </w:p>
         </w:tc>
@@ -1839,33 +3446,33 @@
       <w:pPr>
         <w:pStyle w:val="2"/>
       </w:pPr>
-      <w:r>
+      <w:bookmarkStart w:id="14" w:name="_Toc243386826"/>
+      <w:r>
+        <w:lastRenderedPageBreak/>
         <w:t>二、有警告（動作完成但需判斷）</w:t>
       </w:r>
+      <w:bookmarkEnd w:id="14"/>
     </w:p>
     <w:tbl>
       <w:tblPr>
         <w:tblStyle w:val="aff2"/>
-        <w:tblW w:type="auto" w:w="0"/>
+        <w:tblW w:w="0" w:type="auto"/>
         <w:tblLayout w:type="fixed"/>
-        <w:tblLook w:firstColumn="1" w:firstRow="1" w:lastColumn="0" w:lastRow="0" w:noHBand="0" w:noVBand="1" w:val="04A0"/>
-        <w:tblLayout w:type="fixed"/>
+        <w:tblLook w:val="04A0" w:firstRow="1" w:lastRow="0" w:firstColumn="1" w:lastColumn="0" w:noHBand="0" w:noVBand="1"/>
       </w:tblPr>
       <w:tblGrid>
-        <w:gridCol w:w="4680"/>
-        <w:gridCol w:w="4680"/>
+        <w:gridCol w:w="4040"/>
+        <w:gridCol w:w="5320"/>
       </w:tblGrid>
       <w:tr>
         <w:tc>
           <w:tcPr>
-            <w:tcW w:type="dxa" w:w="4040"/>
+            <w:tcW w:w="4040" w:type="dxa"/>
           </w:tcPr>
           <w:p>
-            <w:r>
-              <w:rPr>
-                <w:b/>
-              </w:rPr>
-            </w:r>
+            <w:pPr>
+              <w:spacing w:before="60" w:after="60"/>
+            </w:pPr>
             <w:r>
               <w:rPr>
                 <w:b/>
@@ -1876,14 +3483,12 @@
         </w:tc>
         <w:tc>
           <w:tcPr>
-            <w:tcW w:type="dxa" w:w="5320"/>
+            <w:tcW w:w="5320" w:type="dxa"/>
           </w:tcPr>
           <w:p>
-            <w:r>
-              <w:rPr>
-                <w:b/>
-              </w:rPr>
-            </w:r>
+            <w:pPr>
+              <w:spacing w:before="60" w:after="60"/>
+            </w:pPr>
             <w:r>
               <w:rPr>
                 <w:b/>
@@ -1896,10 +3501,12 @@
       <w:tr>
         <w:tc>
           <w:tcPr>
-            <w:tcW w:type="dxa" w:w="4040"/>
+            <w:tcW w:w="4040" w:type="dxa"/>
           </w:tcPr>
           <w:p>
-            <w:r/>
+            <w:pPr>
+              <w:spacing w:before="60" w:after="60"/>
+            </w:pPr>
             <w:r>
               <w:t>「此檔案無法線上預覽」確認視窗</w:t>
             </w:r>
@@ -1907,12 +3514,23 @@
         </w:tc>
         <w:tc>
           <w:tcPr>
-            <w:tcW w:type="dxa" w:w="5320"/>
+            <w:tcW w:w="5320" w:type="dxa"/>
           </w:tcPr>
           <w:p>
-            <w:r/>
+            <w:pPr>
+              <w:spacing w:before="60" w:after="60"/>
+            </w:pPr>
             <w:r>
-              <w:t>所選為 Office 檔，閱讀者只能下載。可續用，或改傳 PDF</w:t>
+              <w:t>所選為</w:t>
+            </w:r>
+            <w:r>
+              <w:t xml:space="preserve"> Office </w:t>
+            </w:r>
+            <w:r>
+              <w:t>檔，閱讀者只能下載。可續用，或改傳</w:t>
+            </w:r>
+            <w:r>
+              <w:t xml:space="preserve"> PDF</w:t>
             </w:r>
           </w:p>
         </w:tc>
@@ -1922,33 +3540,32 @@
       <w:pPr>
         <w:pStyle w:val="2"/>
       </w:pPr>
+      <w:bookmarkStart w:id="15" w:name="_Toc243386827"/>
       <w:r>
         <w:t>三、送出後的結果訊息</w:t>
       </w:r>
+      <w:bookmarkEnd w:id="15"/>
     </w:p>
     <w:tbl>
       <w:tblPr>
         <w:tblStyle w:val="aff2"/>
-        <w:tblW w:type="auto" w:w="0"/>
+        <w:tblW w:w="0" w:type="auto"/>
         <w:tblLayout w:type="fixed"/>
-        <w:tblLook w:firstColumn="1" w:firstRow="1" w:lastColumn="0" w:lastRow="0" w:noHBand="0" w:noVBand="1" w:val="04A0"/>
-        <w:tblLayout w:type="fixed"/>
+        <w:tblLook w:val="04A0" w:firstRow="1" w:lastRow="0" w:firstColumn="1" w:lastColumn="0" w:noHBand="0" w:noVBand="1"/>
       </w:tblPr>
       <w:tblGrid>
-        <w:gridCol w:w="4680"/>
-        <w:gridCol w:w="4680"/>
+        <w:gridCol w:w="2330"/>
+        <w:gridCol w:w="7030"/>
       </w:tblGrid>
       <w:tr>
         <w:tc>
           <w:tcPr>
-            <w:tcW w:type="dxa" w:w="2330"/>
+            <w:tcW w:w="2330" w:type="dxa"/>
           </w:tcPr>
           <w:p>
-            <w:r>
-              <w:rPr>
-                <w:b/>
-              </w:rPr>
-            </w:r>
+            <w:pPr>
+              <w:spacing w:before="60" w:after="60"/>
+            </w:pPr>
             <w:r>
               <w:rPr>
                 <w:b/>
@@ -1959,14 +3576,12 @@
         </w:tc>
         <w:tc>
           <w:tcPr>
-            <w:tcW w:type="dxa" w:w="7030"/>
+            <w:tcW w:w="7030" w:type="dxa"/>
           </w:tcPr>
           <w:p>
-            <w:r>
-              <w:rPr>
-                <w:b/>
-              </w:rPr>
-            </w:r>
+            <w:pPr>
+              <w:spacing w:before="60" w:after="60"/>
+            </w:pPr>
             <w:r>
               <w:rPr>
                 <w:b/>
@@ -1979,10 +3594,12 @@
       <w:tr>
         <w:tc>
           <w:tcPr>
-            <w:tcW w:type="dxa" w:w="2330"/>
+            <w:tcW w:w="2330" w:type="dxa"/>
           </w:tcPr>
           <w:p>
-            <w:r/>
+            <w:pPr>
+              <w:spacing w:before="60" w:after="60"/>
+            </w:pPr>
             <w:r>
               <w:t>「已送交簽核」</w:t>
             </w:r>
@@ -1990,12 +3607,20 @@
         </w:tc>
         <w:tc>
           <w:tcPr>
-            <w:tcW w:type="dxa" w:w="7030"/>
+            <w:tcW w:w="7030" w:type="dxa"/>
           </w:tcPr>
           <w:p>
-            <w:r/>
+            <w:pPr>
+              <w:spacing w:before="60" w:after="60"/>
+            </w:pPr>
             <w:r>
-              <w:t>已進入簽核，審核者於 DM02 簽核中心處理；核准後才發布</w:t>
+              <w:t>已進入簽核，審核者於</w:t>
+            </w:r>
+            <w:r>
+              <w:t xml:space="preserve"> DM02 </w:t>
+            </w:r>
+            <w:r>
+              <w:t>簽核中心處理；核准後才發布</w:t>
             </w:r>
           </w:p>
         </w:tc>
@@ -2003,10 +3628,12 @@
       <w:tr>
         <w:tc>
           <w:tcPr>
-            <w:tcW w:type="dxa" w:w="2330"/>
+            <w:tcW w:w="2330" w:type="dxa"/>
           </w:tcPr>
           <w:p>
-            <w:r/>
+            <w:pPr>
+              <w:spacing w:before="60" w:after="60"/>
+            </w:pPr>
             <w:r>
               <w:t>「已儲存為草稿」</w:t>
             </w:r>
@@ -2014,12 +3641,20 @@
         </w:tc>
         <w:tc>
           <w:tcPr>
-            <w:tcW w:type="dxa" w:w="7030"/>
+            <w:tcW w:w="7030" w:type="dxa"/>
           </w:tcPr>
           <w:p>
-            <w:r/>
+            <w:pPr>
+              <w:spacing w:before="60" w:after="60"/>
+            </w:pPr>
             <w:r>
-              <w:t>內容已保存，於 DM04 個人專區「草稿匣」續編</w:t>
+              <w:t>內容已保存，於</w:t>
+            </w:r>
+            <w:r>
+              <w:t xml:space="preserve"> DM04 </w:t>
+            </w:r>
+            <w:r>
+              <w:t>個人專區「草稿匣」續編</w:t>
             </w:r>
           </w:p>
         </w:tc>
@@ -2029,33 +3664,32 @@
       <w:pPr>
         <w:pStyle w:val="2"/>
       </w:pPr>
+      <w:bookmarkStart w:id="16" w:name="_Toc243386828"/>
       <w:r>
         <w:t>四、其他情況</w:t>
       </w:r>
+      <w:bookmarkEnd w:id="16"/>
     </w:p>
     <w:tbl>
       <w:tblPr>
         <w:tblStyle w:val="aff2"/>
-        <w:tblW w:type="auto" w:w="0"/>
+        <w:tblW w:w="0" w:type="auto"/>
         <w:tblLayout w:type="fixed"/>
-        <w:tblLook w:firstColumn="1" w:firstRow="1" w:lastColumn="0" w:lastRow="0" w:noHBand="0" w:noVBand="1" w:val="04A0"/>
-        <w:tblLayout w:type="fixed"/>
+        <w:tblLook w:val="04A0" w:firstRow="1" w:lastRow="0" w:firstColumn="1" w:lastColumn="0" w:noHBand="0" w:noVBand="1"/>
       </w:tblPr>
       <w:tblGrid>
-        <w:gridCol w:w="4680"/>
-        <w:gridCol w:w="4680"/>
+        <w:gridCol w:w="4563"/>
+        <w:gridCol w:w="4797"/>
       </w:tblGrid>
       <w:tr>
         <w:tc>
           <w:tcPr>
-            <w:tcW w:type="dxa" w:w="4563"/>
+            <w:tcW w:w="4563" w:type="dxa"/>
           </w:tcPr>
           <w:p>
-            <w:r>
-              <w:rPr>
-                <w:b/>
-              </w:rPr>
-            </w:r>
+            <w:pPr>
+              <w:spacing w:before="60" w:after="60"/>
+            </w:pPr>
             <w:r>
               <w:rPr>
                 <w:b/>
@@ -2066,14 +3700,12 @@
         </w:tc>
         <w:tc>
           <w:tcPr>
-            <w:tcW w:type="dxa" w:w="4797"/>
+            <w:tcW w:w="4797" w:type="dxa"/>
           </w:tcPr>
           <w:p>
-            <w:r>
-              <w:rPr>
-                <w:b/>
-              </w:rPr>
-            </w:r>
+            <w:pPr>
+              <w:spacing w:before="60" w:after="60"/>
+            </w:pPr>
             <w:r>
               <w:rPr>
                 <w:b/>
@@ -2086,10 +3718,12 @@
       <w:tr>
         <w:tc>
           <w:tcPr>
-            <w:tcW w:type="dxa" w:w="4563"/>
+            <w:tcW w:w="4563" w:type="dxa"/>
           </w:tcPr>
           <w:p>
-            <w:r/>
+            <w:pPr>
+              <w:spacing w:before="60" w:after="60"/>
+            </w:pPr>
             <w:r>
               <w:t>文件庫沒有「新增文件」按鈕</w:t>
             </w:r>
@@ -2097,10 +3731,12 @@
         </w:tc>
         <w:tc>
           <w:tcPr>
-            <w:tcW w:type="dxa" w:w="4797"/>
+            <w:tcW w:w="4797" w:type="dxa"/>
           </w:tcPr>
           <w:p>
-            <w:r/>
+            <w:pPr>
+              <w:spacing w:before="60" w:after="60"/>
+            </w:pPr>
             <w:r>
               <w:t>本人不具編輯者角色</w:t>
             </w:r>
@@ -2110,10 +3746,12 @@
       <w:tr>
         <w:tc>
           <w:tcPr>
-            <w:tcW w:type="dxa" w:w="4563"/>
+            <w:tcW w:w="4563" w:type="dxa"/>
           </w:tcPr>
           <w:p>
-            <w:r/>
+            <w:pPr>
+              <w:spacing w:before="60" w:after="60"/>
+            </w:pPr>
             <w:r>
               <w:t>指定審核者清單中沒有本人</w:t>
             </w:r>
@@ -2121,10 +3759,12 @@
         </w:tc>
         <w:tc>
           <w:tcPr>
-            <w:tcW w:type="dxa" w:w="4797"/>
+            <w:tcW w:w="4797" w:type="dxa"/>
           </w:tcPr>
           <w:p>
-            <w:r/>
+            <w:pPr>
+              <w:spacing w:before="60" w:after="60"/>
+            </w:pPr>
             <w:r>
               <w:t>撰寫者不可審核自己的文件，請另選一位審核者</w:t>
             </w:r>
@@ -2134,10 +3774,12 @@
       <w:tr>
         <w:tc>
           <w:tcPr>
-            <w:tcW w:type="dxa" w:w="4563"/>
+            <w:tcW w:w="4563" w:type="dxa"/>
           </w:tcPr>
           <w:p>
-            <w:r/>
+            <w:pPr>
+              <w:spacing w:before="60" w:after="60"/>
+            </w:pPr>
             <w:r>
               <w:t>送出後文件庫仍是舊版內容或看不到新文件</w:t>
             </w:r>
@@ -2145,10 +3787,12 @@
         </w:tc>
         <w:tc>
           <w:tcPr>
-            <w:tcW w:type="dxa" w:w="4797"/>
+            <w:tcW w:w="4797" w:type="dxa"/>
           </w:tcPr>
           <w:p>
-            <w:r/>
+            <w:pPr>
+              <w:spacing w:before="60" w:after="60"/>
+            </w:pPr>
             <w:r>
               <w:t>尚待審核者核准，核准後才發布</w:t>
             </w:r>
@@ -2158,10 +3802,12 @@
       <w:tr>
         <w:tc>
           <w:tcPr>
-            <w:tcW w:type="dxa" w:w="4563"/>
+            <w:tcW w:w="4563" w:type="dxa"/>
           </w:tcPr>
           <w:p>
-            <w:r/>
+            <w:pPr>
+              <w:spacing w:before="60" w:after="60"/>
+            </w:pPr>
             <w:r>
               <w:t>修改了可見對象，閱覽者仍看得到或看不到</w:t>
             </w:r>
@@ -2169,10 +3815,12 @@
         </w:tc>
         <w:tc>
           <w:tcPr>
-            <w:tcW w:type="dxa" w:w="4797"/>
+            <w:tcW w:w="4797" w:type="dxa"/>
           </w:tcPr>
           <w:p>
-            <w:r/>
+            <w:pPr>
+              <w:spacing w:before="60" w:after="60"/>
+            </w:pPr>
             <w:r>
               <w:t>新版本的可見對象於核准發布時才生效</w:t>
             </w:r>
@@ -2180,8 +3828,9 @@
         </w:tc>
       </w:tr>
     </w:tbl>
+    <w:p/>
     <w:sectPr>
-      <w:footerReference w:type="default" r:id="rId46"/>
+      <w:footerReference w:type="default" r:id="rId11"/>
       <w:pgSz w:w="12240" w:h="15840"/>
       <w:pgMar w:top="1440" w:right="1440" w:bottom="1440" w:left="1440" w:header="720" w:footer="720" w:gutter="0"/>
       <w:pgNumType w:start="1"/>
@@ -2222,16 +3871,6 @@
   <w:p>
     <w:pPr>
       <w:pStyle w:val="a5"/>
-    </w:pPr>
-  </w:p>
-</w:ftr>
-</file>
-
-<file path=word/footer2.xml><?xml version="1.0" encoding="utf-8"?>
-<w:ftr xmlns:wpc="http://schemas.microsoft.com/office/word/2010/wordprocessingCanvas" xmlns:cx="http://schemas.microsoft.com/office/drawing/2014/chartex" xmlns:cx1="http://schemas.microsoft.com/office/drawing/2015/9/8/chartex" xmlns:cx2="http://schemas.microsoft.com/office/drawing/2015/10/21/chartex" xmlns:cx3="http://schemas.microsoft.com/office/drawing/2016/5/9/chartex" xmlns:cx4="http://schemas.microsoft.com/office/drawing/2016/5/10/chartex" xmlns:cx5="http://schemas.microsoft.com/office/drawing/2016/5/11/chartex" xmlns:cx6="http://schemas.microsoft.com/office/drawing/2016/5/12/chartex" xmlns:cx7="http://schemas.microsoft.com/office/drawing/2016/5/13/chartex" xmlns:cx8="http://schemas.microsoft.com/office/drawing/2016/5/14/chartex" xmlns:mc="http://schemas.openxmlformats.org/markup-compatibility/2006" xmlns:aink="http://schemas.microsoft.com/office/drawing/2016/ink" xmlns:am3d="http://schemas.microsoft.com/office/drawing/2017/model3d" xmlns:o="urn:schemas-microsoft-com:office:office" xmlns:r="http://schemas.openxmlformats.org/officeDocument/2006/relationships" xmlns:m="http://schemas.openxmlformats.org/officeDocument/2006/math" xmlns:v="urn:schemas-microsoft-com:vml" xmlns:wp14="http://schemas.microsoft.com/office/word/2010/wordprocessingDrawing" xmlns:wp="http://schemas.openxmlformats.org/drawingml/2006/wordprocessingDrawing" xmlns:w10="urn:schemas-microsoft-com:office:word" xmlns:w="http://schemas.openxmlformats.org/wordprocessingml/2006/main" xmlns:w14="http://schemas.microsoft.com/office/word/2010/wordml" xmlns:w15="http://schemas.microsoft.com/office/word/2012/wordml" xmlns:w16cid="http://schemas.microsoft.com/office/word/2016/wordml/cid" xmlns:w16se="http://schemas.microsoft.com/office/word/2015/wordml/symex" xmlns:wpg="http://schemas.microsoft.com/office/word/2010/wordprocessingGroup" xmlns:wpi="http://schemas.microsoft.com/office/word/2010/wordprocessingInk" xmlns:wne="http://schemas.microsoft.com/office/word/2006/wordml" xmlns:wps="http://schemas.microsoft.com/office/word/2010/wordprocessingShape" mc:Ignorable="w14 w15 w16se w16cid wp14">
-  <w:p>
-    <w:pPr>
-      <w:pStyle w:val="a5"/>
       <w:jc w:val="center"/>
     </w:pPr>
     <w:r>
@@ -2295,7 +3934,7 @@
         <w:noProof/>
         <w:sz w:val="20"/>
       </w:rPr>
-      <w:t>39</w:t>
+      <w:t>7</w:t>
     </w:r>
     <w:r>
       <w:rPr>
@@ -2335,6 +3974,64 @@
 <file path=word/numbering.xml><?xml version="1.0" encoding="utf-8"?>
 <w:numbering xmlns:wpc="http://schemas.microsoft.com/office/word/2010/wordprocessingCanvas" xmlns:cx="http://schemas.microsoft.com/office/drawing/2014/chartex" xmlns:cx1="http://schemas.microsoft.com/office/drawing/2015/9/8/chartex" xmlns:cx2="http://schemas.microsoft.com/office/drawing/2015/10/21/chartex" xmlns:cx3="http://schemas.microsoft.com/office/drawing/2016/5/9/chartex" xmlns:cx4="http://schemas.microsoft.com/office/drawing/2016/5/10/chartex" xmlns:cx5="http://schemas.microsoft.com/office/drawing/2016/5/11/chartex" xmlns:cx6="http://schemas.microsoft.com/office/drawing/2016/5/12/chartex" xmlns:cx7="http://schemas.microsoft.com/office/drawing/2016/5/13/chartex" xmlns:cx8="http://schemas.microsoft.com/office/drawing/2016/5/14/chartex" xmlns:mc="http://schemas.openxmlformats.org/markup-compatibility/2006" xmlns:aink="http://schemas.microsoft.com/office/drawing/2016/ink" xmlns:am3d="http://schemas.microsoft.com/office/drawing/2017/model3d" xmlns:o="urn:schemas-microsoft-com:office:office" xmlns:r="http://schemas.openxmlformats.org/officeDocument/2006/relationships" xmlns:m="http://schemas.openxmlformats.org/officeDocument/2006/math" xmlns:v="urn:schemas-microsoft-com:vml" xmlns:wp14="http://schemas.microsoft.com/office/word/2010/wordprocessingDrawing" xmlns:wp="http://schemas.openxmlformats.org/drawingml/2006/wordprocessingDrawing" xmlns:w10="urn:schemas-microsoft-com:office:word" xmlns:w="http://schemas.openxmlformats.org/wordprocessingml/2006/main" xmlns:w14="http://schemas.microsoft.com/office/word/2010/wordml" xmlns:w15="http://schemas.microsoft.com/office/word/2012/wordml" xmlns:w16cid="http://schemas.microsoft.com/office/word/2016/wordml/cid" xmlns:w16se="http://schemas.microsoft.com/office/word/2015/wordml/symex" xmlns:wpg="http://schemas.microsoft.com/office/word/2010/wordprocessingGroup" xmlns:wpi="http://schemas.microsoft.com/office/word/2010/wordprocessingInk" xmlns:wne="http://schemas.microsoft.com/office/word/2006/wordml" xmlns:wps="http://schemas.microsoft.com/office/word/2010/wordprocessingShape" mc:Ignorable="w14 w15 w16se w16cid wp14">
   <w:abstractNum w:abstractNumId="0" w15:restartNumberingAfterBreak="0">
+    <w:nsid w:val="103E534C"/>
+    <w:multiLevelType w:val="multilevel"/>
+    <w:tmpl w:val="C4A439EC"/>
+    <w:lvl w:ilvl="0">
+      <w:start w:val="1"/>
+      <w:numFmt w:val="bullet"/>
+      <w:lvlText w:val="●"/>
+      <w:lvlJc w:val="left"/>
+      <w:pPr>
+        <w:ind w:left="482" w:hanging="482"/>
+      </w:pPr>
+    </w:lvl>
+    <w:lvl w:ilvl="1">
+      <w:start w:val="1"/>
+      <w:numFmt w:val="bullet"/>
+      <w:lvlText w:val="●"/>
+      <w:lvlJc w:val="left"/>
+      <w:pPr>
+        <w:ind w:left="1440" w:hanging="480"/>
+      </w:pPr>
+    </w:lvl>
+    <w:lvl w:ilvl="2">
+      <w:numFmt w:val="decimal"/>
+      <w:lvlText w:val=""/>
+      <w:lvlJc w:val="left"/>
+    </w:lvl>
+    <w:lvl w:ilvl="3">
+      <w:numFmt w:val="decimal"/>
+      <w:lvlText w:val=""/>
+      <w:lvlJc w:val="left"/>
+    </w:lvl>
+    <w:lvl w:ilvl="4">
+      <w:numFmt w:val="decimal"/>
+      <w:lvlText w:val=""/>
+      <w:lvlJc w:val="left"/>
+    </w:lvl>
+    <w:lvl w:ilvl="5">
+      <w:numFmt w:val="decimal"/>
+      <w:lvlText w:val=""/>
+      <w:lvlJc w:val="left"/>
+    </w:lvl>
+    <w:lvl w:ilvl="6">
+      <w:numFmt w:val="decimal"/>
+      <w:lvlText w:val=""/>
+      <w:lvlJc w:val="left"/>
+    </w:lvl>
+    <w:lvl w:ilvl="7">
+      <w:numFmt w:val="decimal"/>
+      <w:lvlText w:val=""/>
+      <w:lvlJc w:val="left"/>
+    </w:lvl>
+    <w:lvl w:ilvl="8">
+      <w:numFmt w:val="decimal"/>
+      <w:lvlText w:val=""/>
+      <w:lvlJc w:val="left"/>
+    </w:lvl>
+  </w:abstractNum>
+  <w:abstractNum w:abstractNumId="1" w15:restartNumberingAfterBreak="0">
     <w:nsid w:val="1ABC44C1"/>
     <w:multiLevelType w:val="singleLevel"/>
     <w:tmpl w:val="DB806158"/>
@@ -2351,7 +4048,7 @@
       </w:rPr>
     </w:lvl>
   </w:abstractNum>
-  <w:abstractNum w:abstractNumId="1" w15:restartNumberingAfterBreak="0">
+  <w:abstractNum w:abstractNumId="2" w15:restartNumberingAfterBreak="0">
     <w:nsid w:val="7CDE1FC3"/>
     <w:multiLevelType w:val="hybridMultilevel"/>
     <w:tmpl w:val="7EACF0CE"/>
@@ -2415,237 +4112,226 @@
       <w:lvlJc w:val="left"/>
     </w:lvl>
   </w:abstractNum>
-  <w:abstractNum w:abstractNumId="900">
-    <w:lvl w:ilvl="0">
-      <w:start w:val="1"/>
-      <w:numFmt w:val="bullet"/>
-      <w:lvlText w:val="●"/>
-      <w:lvlJc w:val="left"/>
-      <w:pPr>
-        <w:ind w:left="482" w:hanging="482"/>
-      </w:pPr>
-    </w:lvl>
-  </w:abstractNum>
   <w:num w:numId="1">
-    <w:abstractNumId w:val="0"/>
+    <w:abstractNumId w:val="1"/>
     <w:lvlOverride w:ilvl="0">
       <w:startOverride w:val="1"/>
     </w:lvlOverride>
   </w:num>
   <w:num w:numId="2">
-    <w:abstractNumId w:val="0"/>
+    <w:abstractNumId w:val="1"/>
     <w:lvlOverride w:ilvl="0">
       <w:startOverride w:val="1"/>
     </w:lvlOverride>
   </w:num>
   <w:num w:numId="3">
-    <w:abstractNumId w:val="0"/>
+    <w:abstractNumId w:val="1"/>
     <w:lvlOverride w:ilvl="0">
       <w:startOverride w:val="1"/>
     </w:lvlOverride>
   </w:num>
   <w:num w:numId="4">
+    <w:abstractNumId w:val="2"/>
+    <w:lvlOverride w:ilvl="0">
+      <w:startOverride w:val="1"/>
+    </w:lvlOverride>
+  </w:num>
+  <w:num w:numId="5">
     <w:abstractNumId w:val="1"/>
     <w:lvlOverride w:ilvl="0">
       <w:startOverride w:val="1"/>
     </w:lvlOverride>
   </w:num>
-  <w:num w:numId="5">
-    <w:abstractNumId w:val="0"/>
-    <w:lvlOverride w:ilvl="0">
-      <w:startOverride w:val="1"/>
-    </w:lvlOverride>
-  </w:num>
   <w:num w:numId="6">
-    <w:abstractNumId w:val="0"/>
+    <w:abstractNumId w:val="1"/>
     <w:lvlOverride w:ilvl="0">
       <w:startOverride w:val="1"/>
     </w:lvlOverride>
   </w:num>
   <w:num w:numId="7">
-    <w:abstractNumId w:val="0"/>
+    <w:abstractNumId w:val="1"/>
     <w:lvlOverride w:ilvl="0">
       <w:startOverride w:val="1"/>
     </w:lvlOverride>
   </w:num>
   <w:num w:numId="8">
-    <w:abstractNumId w:val="0"/>
+    <w:abstractNumId w:val="1"/>
     <w:lvlOverride w:ilvl="0">
       <w:startOverride w:val="1"/>
     </w:lvlOverride>
   </w:num>
   <w:num w:numId="9">
-    <w:abstractNumId w:val="0"/>
+    <w:abstractNumId w:val="1"/>
     <w:lvlOverride w:ilvl="0">
       <w:startOverride w:val="1"/>
     </w:lvlOverride>
   </w:num>
   <w:num w:numId="10">
-    <w:abstractNumId w:val="0"/>
+    <w:abstractNumId w:val="1"/>
     <w:lvlOverride w:ilvl="0">
       <w:startOverride w:val="1"/>
     </w:lvlOverride>
   </w:num>
   <w:num w:numId="11">
-    <w:abstractNumId w:val="0"/>
+    <w:abstractNumId w:val="1"/>
     <w:lvlOverride w:ilvl="0">
       <w:startOverride w:val="1"/>
     </w:lvlOverride>
   </w:num>
   <w:num w:numId="12">
-    <w:abstractNumId w:val="0"/>
+    <w:abstractNumId w:val="1"/>
     <w:lvlOverride w:ilvl="0">
       <w:startOverride w:val="1"/>
     </w:lvlOverride>
   </w:num>
   <w:num w:numId="13">
-    <w:abstractNumId w:val="0"/>
+    <w:abstractNumId w:val="1"/>
     <w:lvlOverride w:ilvl="0">
       <w:startOverride w:val="1"/>
     </w:lvlOverride>
   </w:num>
   <w:num w:numId="14">
-    <w:abstractNumId w:val="0"/>
+    <w:abstractNumId w:val="1"/>
     <w:lvlOverride w:ilvl="0">
       <w:startOverride w:val="1"/>
     </w:lvlOverride>
   </w:num>
   <w:num w:numId="15">
-    <w:abstractNumId w:val="0"/>
+    <w:abstractNumId w:val="1"/>
     <w:lvlOverride w:ilvl="0">
       <w:startOverride w:val="1"/>
     </w:lvlOverride>
   </w:num>
   <w:num w:numId="16">
-    <w:abstractNumId w:val="0"/>
+    <w:abstractNumId w:val="1"/>
     <w:lvlOverride w:ilvl="0">
       <w:startOverride w:val="1"/>
     </w:lvlOverride>
   </w:num>
   <w:num w:numId="17">
-    <w:abstractNumId w:val="0"/>
+    <w:abstractNumId w:val="1"/>
     <w:lvlOverride w:ilvl="0">
       <w:startOverride w:val="1"/>
     </w:lvlOverride>
   </w:num>
   <w:num w:numId="18">
-    <w:abstractNumId w:val="0"/>
+    <w:abstractNumId w:val="1"/>
     <w:lvlOverride w:ilvl="0">
       <w:startOverride w:val="1"/>
     </w:lvlOverride>
   </w:num>
   <w:num w:numId="19">
-    <w:abstractNumId w:val="0"/>
+    <w:abstractNumId w:val="1"/>
     <w:lvlOverride w:ilvl="0">
       <w:startOverride w:val="1"/>
     </w:lvlOverride>
   </w:num>
   <w:num w:numId="20">
-    <w:abstractNumId w:val="0"/>
+    <w:abstractNumId w:val="1"/>
     <w:lvlOverride w:ilvl="0">
       <w:startOverride w:val="1"/>
     </w:lvlOverride>
   </w:num>
   <w:num w:numId="21">
-    <w:abstractNumId w:val="0"/>
+    <w:abstractNumId w:val="1"/>
     <w:lvlOverride w:ilvl="0">
       <w:startOverride w:val="1"/>
     </w:lvlOverride>
   </w:num>
   <w:num w:numId="22">
-    <w:abstractNumId w:val="0"/>
+    <w:abstractNumId w:val="1"/>
     <w:lvlOverride w:ilvl="0">
       <w:startOverride w:val="1"/>
     </w:lvlOverride>
   </w:num>
   <w:num w:numId="23">
-    <w:abstractNumId w:val="0"/>
+    <w:abstractNumId w:val="1"/>
     <w:lvlOverride w:ilvl="0">
       <w:startOverride w:val="1"/>
     </w:lvlOverride>
   </w:num>
   <w:num w:numId="24">
-    <w:abstractNumId w:val="0"/>
+    <w:abstractNumId w:val="1"/>
     <w:lvlOverride w:ilvl="0">
       <w:startOverride w:val="1"/>
     </w:lvlOverride>
   </w:num>
   <w:num w:numId="25">
-    <w:abstractNumId w:val="0"/>
+    <w:abstractNumId w:val="1"/>
     <w:lvlOverride w:ilvl="0">
       <w:startOverride w:val="1"/>
     </w:lvlOverride>
   </w:num>
   <w:num w:numId="26">
-    <w:abstractNumId w:val="0"/>
+    <w:abstractNumId w:val="1"/>
     <w:lvlOverride w:ilvl="0">
       <w:startOverride w:val="1"/>
     </w:lvlOverride>
   </w:num>
   <w:num w:numId="27">
-    <w:abstractNumId w:val="0"/>
+    <w:abstractNumId w:val="1"/>
     <w:lvlOverride w:ilvl="0">
       <w:startOverride w:val="1"/>
     </w:lvlOverride>
   </w:num>
   <w:num w:numId="28">
-    <w:abstractNumId w:val="0"/>
+    <w:abstractNumId w:val="1"/>
     <w:lvlOverride w:ilvl="0">
       <w:startOverride w:val="1"/>
     </w:lvlOverride>
   </w:num>
   <w:num w:numId="29">
-    <w:abstractNumId w:val="0"/>
+    <w:abstractNumId w:val="1"/>
     <w:lvlOverride w:ilvl="0">
       <w:startOverride w:val="1"/>
     </w:lvlOverride>
   </w:num>
   <w:num w:numId="30">
-    <w:abstractNumId w:val="0"/>
+    <w:abstractNumId w:val="1"/>
     <w:lvlOverride w:ilvl="0">
       <w:startOverride w:val="1"/>
     </w:lvlOverride>
   </w:num>
   <w:num w:numId="31">
-    <w:abstractNumId w:val="0"/>
+    <w:abstractNumId w:val="1"/>
     <w:lvlOverride w:ilvl="0">
       <w:startOverride w:val="1"/>
     </w:lvlOverride>
   </w:num>
   <w:num w:numId="32">
-    <w:abstractNumId w:val="0"/>
+    <w:abstractNumId w:val="1"/>
     <w:lvlOverride w:ilvl="0">
       <w:startOverride w:val="1"/>
     </w:lvlOverride>
   </w:num>
   <w:num w:numId="33">
-    <w:abstractNumId w:val="0"/>
+    <w:abstractNumId w:val="1"/>
     <w:lvlOverride w:ilvl="0">
       <w:startOverride w:val="1"/>
     </w:lvlOverride>
   </w:num>
   <w:num w:numId="34">
-    <w:abstractNumId w:val="0"/>
+    <w:abstractNumId w:val="1"/>
     <w:lvlOverride w:ilvl="0">
       <w:startOverride w:val="1"/>
     </w:lvlOverride>
   </w:num>
   <w:num w:numId="35">
-    <w:abstractNumId w:val="0"/>
+    <w:abstractNumId w:val="1"/>
     <w:lvlOverride w:ilvl="0">
       <w:startOverride w:val="1"/>
     </w:lvlOverride>
   </w:num>
   <w:num w:numId="36">
-    <w:abstractNumId w:val="0"/>
+    <w:abstractNumId w:val="1"/>
     <w:lvlOverride w:ilvl="0">
       <w:startOverride w:val="1"/>
     </w:lvlOverride>
   </w:num>
+  <w:num w:numId="37">
+    <w:abstractNumId w:val="0"/>
+  </w:num>
   <w:numIdMacAtCleanup w:val="36"/>
-  <w:num w:numId="900">
-    <w:abstractNumId w:val="900"/>
-  </w:num>
 </w:numbering>
 </file>
 
@@ -14411,7 +16097,7 @@
 </file>
 
 <file path=customXml/itemProps1.xml><?xml version="1.0" encoding="utf-8"?>
-<ds:datastoreItem xmlns:ds="http://schemas.openxmlformats.org/officeDocument/2006/customXml" ds:itemID="{F5433768-CC8D-4AF3-B2C9-4B3C2D302557}">
+<ds:datastoreItem xmlns:ds="http://schemas.openxmlformats.org/officeDocument/2006/customXml" ds:itemID="{3DAB878C-5D03-404D-9226-C5E13DA7248B}">
   <ds:schemaRefs>
     <ds:schemaRef ds:uri="http://schemas.openxmlformats.org/officeDocument/2006/bibliography"/>
   </ds:schemaRefs>
